--- a/RELATORIO_PARCIAL_PI4_V7.docx
+++ b/RELATORIO_PARCIAL_PI4_V7.docx
@@ -12,14 +12,6 @@
     </w:p>
     <w:p>
       <w:pPr>
-        <w:rPr>
-          <w:b/>
-          <w:bCs/>
-        </w:rPr>
-      </w:pPr>
-    </w:p>
-    <w:p>
-      <w:pPr>
         <w:pStyle w:val="dcapa"/>
         <w:rPr>
           <w:b/>
@@ -284,11 +276,13 @@
       <w:r>
         <w:t xml:space="preserve"> </w:t>
       </w:r>
-      <w:r>
-        <w:t>–</w:t>
-      </w:r>
-      <w:r>
-        <w:t xml:space="preserve"> 2026</w:t>
+    </w:p>
+    <w:p>
+      <w:pPr>
+        <w:jc w:val="center"/>
+      </w:pPr>
+      <w:r>
+        <w:t>2026</w:t>
       </w:r>
     </w:p>
     <w:p>
@@ -1248,9 +1242,18 @@
         <w:br w:type="page"/>
       </w:r>
     </w:p>
-    <w:bookmarkStart w:id="0" w:name="_Toc240899702" w:displacedByCustomXml="next"/>
+    <w:bookmarkStart w:id="0" w:name="_Toc240909937" w:displacedByCustomXml="next"/>
     <w:sdt>
       <w:sdtPr>
+        <w:rPr>
+          <w:rFonts w:asciiTheme="minorHAnsi" w:eastAsiaTheme="minorHAnsi" w:hAnsiTheme="minorHAnsi" w:cstheme="minorBidi"/>
+          <w:color w:val="auto"/>
+          <w:kern w:val="2"/>
+          <w:sz w:val="22"/>
+          <w:szCs w:val="22"/>
+          <w:lang w:eastAsia="en-US"/>
+          <w14:ligatures w14:val="standardContextual"/>
+        </w:rPr>
         <w:id w:val="-1355332007"/>
         <w:docPartObj>
           <w:docPartGallery w:val="Table of Contents"/>
@@ -1259,15 +1262,8 @@
       </w:sdtPr>
       <w:sdtEndPr>
         <w:rPr>
-          <w:rFonts w:asciiTheme="minorHAnsi" w:eastAsiaTheme="minorHAnsi" w:hAnsiTheme="minorHAnsi" w:cstheme="minorBidi"/>
           <w:b/>
           <w:bCs/>
-          <w:color w:val="auto"/>
-          <w:kern w:val="2"/>
-          <w:sz w:val="22"/>
-          <w:szCs w:val="22"/>
-          <w:lang w:eastAsia="en-US"/>
-          <w14:ligatures w14:val="standardContextual"/>
         </w:rPr>
       </w:sdtEndPr>
       <w:sdtContent>
@@ -1336,7 +1332,7 @@
           <w:r>
             <w:fldChar w:fldCharType="separate"/>
           </w:r>
-          <w:hyperlink w:anchor="_Toc240899702" w:history="1">
+          <w:hyperlink w:anchor="_Toc240909937" w:history="1">
             <w:r>
               <w:rPr>
                 <w:rStyle w:val="Hyperlink"/>
@@ -1367,7 +1363,7 @@
                 <w:noProof/>
                 <w:webHidden/>
               </w:rPr>
-              <w:instrText xml:space="preserve"> PAGEREF _Toc240899702 \h </w:instrText>
+              <w:instrText xml:space="preserve"> PAGEREF _Toc240909937 \h </w:instrText>
             </w:r>
             <w:r>
               <w:rPr>
@@ -1413,7 +1409,7 @@
               <w:lang w:eastAsia="pt-BR"/>
             </w:rPr>
           </w:pPr>
-          <w:hyperlink w:anchor="_Toc240899703" w:history="1">
+          <w:hyperlink w:anchor="_Toc240909938" w:history="1">
             <w:r>
               <w:rPr>
                 <w:rStyle w:val="Hyperlink"/>
@@ -1461,7 +1457,7 @@
                 <w:noProof/>
                 <w:webHidden/>
               </w:rPr>
-              <w:instrText xml:space="preserve"> PAGEREF _Toc240899703 \h </w:instrText>
+              <w:instrText xml:space="preserve"> PAGEREF _Toc240909938 \h </w:instrText>
             </w:r>
             <w:r>
               <w:rPr>
@@ -1507,7 +1503,7 @@
               <w:lang w:eastAsia="pt-BR"/>
             </w:rPr>
           </w:pPr>
-          <w:hyperlink w:anchor="_Toc240899704" w:history="1">
+          <w:hyperlink w:anchor="_Toc240909939" w:history="1">
             <w:r>
               <w:rPr>
                 <w:rStyle w:val="Hyperlink"/>
@@ -1555,7 +1551,7 @@
                 <w:noProof/>
                 <w:webHidden/>
               </w:rPr>
-              <w:instrText xml:space="preserve"> PAGEREF _Toc240899704 \h </w:instrText>
+              <w:instrText xml:space="preserve"> PAGEREF _Toc240909939 \h </w:instrText>
             </w:r>
             <w:r>
               <w:rPr>
@@ -1601,7 +1597,7 @@
               <w:lang w:eastAsia="pt-BR"/>
             </w:rPr>
           </w:pPr>
-          <w:hyperlink w:anchor="_Toc240899705" w:history="1">
+          <w:hyperlink w:anchor="_Toc240909940" w:history="1">
             <w:r>
               <w:rPr>
                 <w:rStyle w:val="Hyperlink"/>
@@ -1649,7 +1645,7 @@
                 <w:noProof/>
                 <w:webHidden/>
               </w:rPr>
-              <w:instrText xml:space="preserve"> PAGEREF _Toc240899705 \h </w:instrText>
+              <w:instrText xml:space="preserve"> PAGEREF _Toc240909940 \h </w:instrText>
             </w:r>
             <w:r>
               <w:rPr>
@@ -1695,7 +1691,7 @@
               <w:lang w:eastAsia="pt-BR"/>
             </w:rPr>
           </w:pPr>
-          <w:hyperlink w:anchor="_Toc240899706" w:history="1">
+          <w:hyperlink w:anchor="_Toc240909941" w:history="1">
             <w:r>
               <w:rPr>
                 <w:rStyle w:val="Hyperlink"/>
@@ -1743,7 +1739,7 @@
                 <w:noProof/>
                 <w:webHidden/>
               </w:rPr>
-              <w:instrText xml:space="preserve"> PAGEREF _Toc240899706 \h </w:instrText>
+              <w:instrText xml:space="preserve"> PAGEREF _Toc240909941 \h </w:instrText>
             </w:r>
             <w:r>
               <w:rPr>
@@ -1789,7 +1785,7 @@
               <w:lang w:eastAsia="pt-BR"/>
             </w:rPr>
           </w:pPr>
-          <w:hyperlink w:anchor="_Toc240899707" w:history="1">
+          <w:hyperlink w:anchor="_Toc240909942" w:history="1">
             <w:r>
               <w:rPr>
                 <w:rStyle w:val="Hyperlink"/>
@@ -1837,7 +1833,7 @@
                 <w:noProof/>
                 <w:webHidden/>
               </w:rPr>
-              <w:instrText xml:space="preserve"> PAGEREF _Toc240899707 \h </w:instrText>
+              <w:instrText xml:space="preserve"> PAGEREF _Toc240909942 \h </w:instrText>
             </w:r>
             <w:r>
               <w:rPr>
@@ -1883,7 +1879,7 @@
               <w:lang w:eastAsia="pt-BR"/>
             </w:rPr>
           </w:pPr>
-          <w:hyperlink w:anchor="_Toc240899708" w:history="1">
+          <w:hyperlink w:anchor="_Toc240909943" w:history="1">
             <w:r>
               <w:rPr>
                 <w:rStyle w:val="Hyperlink"/>
@@ -1931,7 +1927,7 @@
                 <w:noProof/>
                 <w:webHidden/>
               </w:rPr>
-              <w:instrText xml:space="preserve"> PAGEREF _Toc240899708 \h </w:instrText>
+              <w:instrText xml:space="preserve"> PAGEREF _Toc240909943 \h </w:instrText>
             </w:r>
             <w:r>
               <w:rPr>
@@ -1952,6 +1948,381 @@
                 <w:webHidden/>
               </w:rPr>
               <w:t>9</w:t>
+            </w:r>
+            <w:r>
+              <w:rPr>
+                <w:noProof/>
+                <w:webHidden/>
+              </w:rPr>
+              <w:fldChar w:fldCharType="end"/>
+            </w:r>
+          </w:hyperlink>
+        </w:p>
+        <w:p>
+          <w:pPr>
+            <w:pStyle w:val="Sumrio2"/>
+            <w:tabs>
+              <w:tab w:val="right" w:leader="dot" w:pos="8494"/>
+            </w:tabs>
+            <w:rPr>
+              <w:rFonts w:cstheme="minorBidi"/>
+              <w:noProof/>
+              <w:kern w:val="2"/>
+              <w:sz w:val="24"/>
+              <w:szCs w:val="24"/>
+              <w14:ligatures w14:val="standardContextual"/>
+            </w:rPr>
+          </w:pPr>
+          <w:hyperlink w:anchor="_Toc240909944" w:history="1">
+            <w:r>
+              <w:rPr>
+                <w:rStyle w:val="Hyperlink"/>
+                <w:b/>
+                <w:bCs/>
+                <w:noProof/>
+              </w:rPr>
+              <w:t>6.1 - Proposta da Arquitetura da Solução</w:t>
+            </w:r>
+            <w:r>
+              <w:rPr>
+                <w:noProof/>
+                <w:webHidden/>
+              </w:rPr>
+              <w:tab/>
+            </w:r>
+            <w:r>
+              <w:rPr>
+                <w:noProof/>
+                <w:webHidden/>
+              </w:rPr>
+              <w:fldChar w:fldCharType="begin"/>
+            </w:r>
+            <w:r>
+              <w:rPr>
+                <w:noProof/>
+                <w:webHidden/>
+              </w:rPr>
+              <w:instrText xml:space="preserve"> PAGEREF _Toc240909944 \h </w:instrText>
+            </w:r>
+            <w:r>
+              <w:rPr>
+                <w:noProof/>
+                <w:webHidden/>
+              </w:rPr>
+            </w:r>
+            <w:r>
+              <w:rPr>
+                <w:noProof/>
+                <w:webHidden/>
+              </w:rPr>
+              <w:fldChar w:fldCharType="separate"/>
+            </w:r>
+            <w:r>
+              <w:rPr>
+                <w:noProof/>
+                <w:webHidden/>
+              </w:rPr>
+              <w:t>9</w:t>
+            </w:r>
+            <w:r>
+              <w:rPr>
+                <w:noProof/>
+                <w:webHidden/>
+              </w:rPr>
+              <w:fldChar w:fldCharType="end"/>
+            </w:r>
+          </w:hyperlink>
+        </w:p>
+        <w:p>
+          <w:pPr>
+            <w:pStyle w:val="Sumrio2"/>
+            <w:tabs>
+              <w:tab w:val="right" w:leader="dot" w:pos="8494"/>
+            </w:tabs>
+            <w:rPr>
+              <w:rFonts w:cstheme="minorBidi"/>
+              <w:noProof/>
+              <w:kern w:val="2"/>
+              <w:sz w:val="24"/>
+              <w:szCs w:val="24"/>
+              <w14:ligatures w14:val="standardContextual"/>
+            </w:rPr>
+          </w:pPr>
+          <w:hyperlink w:anchor="_Toc240909945" w:history="1">
+            <w:r>
+              <w:rPr>
+                <w:rStyle w:val="Hyperlink"/>
+                <w:b/>
+                <w:bCs/>
+                <w:noProof/>
+              </w:rPr>
+              <w:t>6.2 - Diagrama visual da arquitetura em 3 camadas</w:t>
+            </w:r>
+            <w:r>
+              <w:rPr>
+                <w:noProof/>
+                <w:webHidden/>
+              </w:rPr>
+              <w:tab/>
+            </w:r>
+            <w:r>
+              <w:rPr>
+                <w:noProof/>
+                <w:webHidden/>
+              </w:rPr>
+              <w:fldChar w:fldCharType="begin"/>
+            </w:r>
+            <w:r>
+              <w:rPr>
+                <w:noProof/>
+                <w:webHidden/>
+              </w:rPr>
+              <w:instrText xml:space="preserve"> PAGEREF _Toc240909945 \h </w:instrText>
+            </w:r>
+            <w:r>
+              <w:rPr>
+                <w:noProof/>
+                <w:webHidden/>
+              </w:rPr>
+            </w:r>
+            <w:r>
+              <w:rPr>
+                <w:noProof/>
+                <w:webHidden/>
+              </w:rPr>
+              <w:fldChar w:fldCharType="separate"/>
+            </w:r>
+            <w:r>
+              <w:rPr>
+                <w:noProof/>
+                <w:webHidden/>
+              </w:rPr>
+              <w:t>10</w:t>
+            </w:r>
+            <w:r>
+              <w:rPr>
+                <w:noProof/>
+                <w:webHidden/>
+              </w:rPr>
+              <w:fldChar w:fldCharType="end"/>
+            </w:r>
+          </w:hyperlink>
+        </w:p>
+        <w:p>
+          <w:pPr>
+            <w:pStyle w:val="Sumrio2"/>
+            <w:tabs>
+              <w:tab w:val="right" w:leader="dot" w:pos="8494"/>
+            </w:tabs>
+            <w:rPr>
+              <w:rFonts w:cstheme="minorBidi"/>
+              <w:noProof/>
+              <w:kern w:val="2"/>
+              <w:sz w:val="24"/>
+              <w:szCs w:val="24"/>
+              <w14:ligatures w14:val="standardContextual"/>
+            </w:rPr>
+          </w:pPr>
+          <w:hyperlink w:anchor="_Toc240909946" w:history="1">
+            <w:r>
+              <w:rPr>
+                <w:rStyle w:val="Hyperlink"/>
+                <w:b/>
+                <w:bCs/>
+                <w:noProof/>
+              </w:rPr>
+              <w:t>6.3 Backend</w:t>
+            </w:r>
+            <w:r>
+              <w:rPr>
+                <w:noProof/>
+                <w:webHidden/>
+              </w:rPr>
+              <w:tab/>
+            </w:r>
+            <w:r>
+              <w:rPr>
+                <w:noProof/>
+                <w:webHidden/>
+              </w:rPr>
+              <w:fldChar w:fldCharType="begin"/>
+            </w:r>
+            <w:r>
+              <w:rPr>
+                <w:noProof/>
+                <w:webHidden/>
+              </w:rPr>
+              <w:instrText xml:space="preserve"> PAGEREF _Toc240909946 \h </w:instrText>
+            </w:r>
+            <w:r>
+              <w:rPr>
+                <w:noProof/>
+                <w:webHidden/>
+              </w:rPr>
+            </w:r>
+            <w:r>
+              <w:rPr>
+                <w:noProof/>
+                <w:webHidden/>
+              </w:rPr>
+              <w:fldChar w:fldCharType="separate"/>
+            </w:r>
+            <w:r>
+              <w:rPr>
+                <w:noProof/>
+                <w:webHidden/>
+              </w:rPr>
+              <w:t>11</w:t>
+            </w:r>
+            <w:r>
+              <w:rPr>
+                <w:noProof/>
+                <w:webHidden/>
+              </w:rPr>
+              <w:fldChar w:fldCharType="end"/>
+            </w:r>
+          </w:hyperlink>
+        </w:p>
+        <w:p>
+          <w:pPr>
+            <w:pStyle w:val="Sumrio2"/>
+            <w:tabs>
+              <w:tab w:val="right" w:leader="dot" w:pos="8494"/>
+            </w:tabs>
+            <w:rPr>
+              <w:rFonts w:cstheme="minorBidi"/>
+              <w:noProof/>
+              <w:kern w:val="2"/>
+              <w:sz w:val="24"/>
+              <w:szCs w:val="24"/>
+              <w14:ligatures w14:val="standardContextual"/>
+            </w:rPr>
+          </w:pPr>
+          <w:hyperlink w:anchor="_Toc240909947" w:history="1">
+            <w:r>
+              <w:rPr>
+                <w:rStyle w:val="Hyperlink"/>
+                <w:b/>
+                <w:bCs/>
+                <w:noProof/>
+              </w:rPr>
+              <w:t>6.4 Banco de Dados (Camada de Persistência)</w:t>
+            </w:r>
+            <w:r>
+              <w:rPr>
+                <w:noProof/>
+                <w:webHidden/>
+              </w:rPr>
+              <w:tab/>
+            </w:r>
+            <w:r>
+              <w:rPr>
+                <w:noProof/>
+                <w:webHidden/>
+              </w:rPr>
+              <w:fldChar w:fldCharType="begin"/>
+            </w:r>
+            <w:r>
+              <w:rPr>
+                <w:noProof/>
+                <w:webHidden/>
+              </w:rPr>
+              <w:instrText xml:space="preserve"> PAGEREF _Toc240909947 \h </w:instrText>
+            </w:r>
+            <w:r>
+              <w:rPr>
+                <w:noProof/>
+                <w:webHidden/>
+              </w:rPr>
+            </w:r>
+            <w:r>
+              <w:rPr>
+                <w:noProof/>
+                <w:webHidden/>
+              </w:rPr>
+              <w:fldChar w:fldCharType="separate"/>
+            </w:r>
+            <w:r>
+              <w:rPr>
+                <w:noProof/>
+                <w:webHidden/>
+              </w:rPr>
+              <w:t>12</w:t>
+            </w:r>
+            <w:r>
+              <w:rPr>
+                <w:noProof/>
+                <w:webHidden/>
+              </w:rPr>
+              <w:fldChar w:fldCharType="end"/>
+            </w:r>
+          </w:hyperlink>
+        </w:p>
+        <w:p>
+          <w:pPr>
+            <w:pStyle w:val="Sumrio2"/>
+            <w:tabs>
+              <w:tab w:val="right" w:leader="dot" w:pos="8494"/>
+            </w:tabs>
+            <w:rPr>
+              <w:rFonts w:cstheme="minorBidi"/>
+              <w:noProof/>
+              <w:kern w:val="2"/>
+              <w:sz w:val="24"/>
+              <w:szCs w:val="24"/>
+              <w14:ligatures w14:val="standardContextual"/>
+            </w:rPr>
+          </w:pPr>
+          <w:hyperlink w:anchor="_Toc240909948" w:history="1">
+            <w:r>
+              <w:rPr>
+                <w:rStyle w:val="Hyperlink"/>
+                <w:b/>
+                <w:bCs/>
+                <w:noProof/>
+              </w:rPr>
+              <w:t>6.5 Resultados parciais</w:t>
+            </w:r>
+            <w:r>
+              <w:rPr>
+                <w:noProof/>
+                <w:webHidden/>
+              </w:rPr>
+              <w:tab/>
+            </w:r>
+            <w:r>
+              <w:rPr>
+                <w:noProof/>
+                <w:webHidden/>
+              </w:rPr>
+              <w:fldChar w:fldCharType="begin"/>
+            </w:r>
+            <w:r>
+              <w:rPr>
+                <w:noProof/>
+                <w:webHidden/>
+              </w:rPr>
+              <w:instrText xml:space="preserve"> PAGEREF _Toc240909948 \h </w:instrText>
+            </w:r>
+            <w:r>
+              <w:rPr>
+                <w:noProof/>
+                <w:webHidden/>
+              </w:rPr>
+            </w:r>
+            <w:r>
+              <w:rPr>
+                <w:noProof/>
+                <w:webHidden/>
+              </w:rPr>
+              <w:fldChar w:fldCharType="separate"/>
+            </w:r>
+            <w:r>
+              <w:rPr>
+                <w:noProof/>
+                <w:webHidden/>
+              </w:rPr>
+              <w:t>12</w:t>
             </w:r>
             <w:r>
               <w:rPr>
@@ -2317,7 +2688,7 @@
         </w:rPr>
       </w:pPr>
       <w:bookmarkStart w:id="1" w:name="_Toc240883316"/>
-      <w:bookmarkStart w:id="2" w:name="_Toc240899703"/>
+      <w:bookmarkStart w:id="2" w:name="_Toc240909938"/>
       <w:r>
         <w:rPr>
           <w:b/>
@@ -2455,7 +2826,7 @@
           <w:szCs w:val="28"/>
         </w:rPr>
       </w:pPr>
-      <w:bookmarkStart w:id="3" w:name="_Toc240899704"/>
+      <w:bookmarkStart w:id="3" w:name="_Toc240909939"/>
       <w:r>
         <w:rPr>
           <w:b/>
@@ -2538,7 +2909,7 @@
           <w:szCs w:val="28"/>
         </w:rPr>
       </w:pPr>
-      <w:bookmarkStart w:id="4" w:name="_Toc240899705"/>
+      <w:bookmarkStart w:id="4" w:name="_Toc240909940"/>
       <w:r>
         <w:rPr>
           <w:b/>
@@ -2739,7 +3110,7 @@
           <w:szCs w:val="28"/>
         </w:rPr>
       </w:pPr>
-      <w:bookmarkStart w:id="5" w:name="_Toc240899706"/>
+      <w:bookmarkStart w:id="5" w:name="_Toc240909941"/>
       <w:r>
         <w:rPr>
           <w:b/>
@@ -2910,7 +3281,7 @@
           <w:szCs w:val="28"/>
         </w:rPr>
       </w:pPr>
-      <w:bookmarkStart w:id="6" w:name="_Toc240899707"/>
+      <w:bookmarkStart w:id="6" w:name="_Toc240909942"/>
       <w:r>
         <w:rPr>
           <w:b/>
@@ -3128,7 +3499,7 @@
           <w:szCs w:val="28"/>
         </w:rPr>
       </w:pPr>
-      <w:bookmarkStart w:id="7" w:name="_Toc240899708"/>
+      <w:bookmarkStart w:id="7" w:name="_Toc240909943"/>
       <w:r>
         <w:rPr>
           <w:b/>
@@ -3265,25 +3636,57 @@
     </w:p>
     <w:p>
       <w:pPr>
-        <w:pStyle w:val="PargrafodaLista"/>
-        <w:numPr>
-          <w:ilvl w:val="1"/>
-          <w:numId w:val="15"/>
-        </w:numPr>
-        <w:rPr>
-          <w:rFonts w:asciiTheme="majorHAnsi" w:hAnsiTheme="majorHAnsi"/>
+        <w:pStyle w:val="Ttulo2"/>
+        <w:rPr>
           <w:b/>
           <w:bCs/>
-        </w:rPr>
-      </w:pPr>
-      <w:r>
-        <w:rPr>
-          <w:rFonts w:asciiTheme="majorHAnsi" w:hAnsiTheme="majorHAnsi"/>
+          <w:color w:val="000000" w:themeColor="text1"/>
+          <w:sz w:val="24"/>
+          <w:szCs w:val="24"/>
+        </w:rPr>
+      </w:pPr>
+      <w:bookmarkStart w:id="8" w:name="_Toc240909944"/>
+      <w:r>
+        <w:rPr>
           <w:b/>
           <w:bCs/>
+          <w:color w:val="000000" w:themeColor="text1"/>
+          <w:sz w:val="24"/>
+          <w:szCs w:val="24"/>
+        </w:rPr>
+        <w:t>6.1</w:t>
+      </w:r>
+      <w:r>
+        <w:rPr>
+          <w:b/>
+          <w:bCs/>
+          <w:color w:val="000000" w:themeColor="text1"/>
+          <w:sz w:val="24"/>
+          <w:szCs w:val="24"/>
+        </w:rPr>
+        <w:t xml:space="preserve"> -</w:t>
+      </w:r>
+      <w:r>
+        <w:rPr>
+          <w:b/>
+          <w:bCs/>
+          <w:color w:val="000000" w:themeColor="text1"/>
+          <w:sz w:val="24"/>
+          <w:szCs w:val="24"/>
+        </w:rPr>
+        <w:t xml:space="preserve"> </w:t>
+      </w:r>
+      <w:r>
+        <w:rPr>
+          <w:b/>
+          <w:bCs/>
+          <w:color w:val="000000" w:themeColor="text1"/>
+          <w:sz w:val="24"/>
+          <w:szCs w:val="24"/>
         </w:rPr>
         <w:t>Proposta da Arquitetura da Solução</w:t>
       </w:r>
+      <w:bookmarkEnd w:id="8"/>
     </w:p>
     <w:p/>
     <w:p>
@@ -3627,43 +4030,89 @@
     <w:p/>
     <w:p/>
     <w:p>
-      <w:r>
+      <w:pPr>
+        <w:pStyle w:val="Ttulo2"/>
+        <w:rPr>
+          <w:b/>
+          <w:bCs/>
+          <w:color w:val="000000" w:themeColor="text1"/>
+          <w:sz w:val="24"/>
+          <w:szCs w:val="24"/>
+        </w:rPr>
+      </w:pPr>
+      <w:bookmarkStart w:id="9" w:name="_Toc240909945"/>
+      <w:r>
+        <w:rPr>
+          <w:b/>
+          <w:bCs/>
+          <w:color w:val="000000" w:themeColor="text1"/>
+          <w:sz w:val="24"/>
+          <w:szCs w:val="24"/>
+        </w:rPr>
+        <w:t>6.2</w:t>
+      </w:r>
+      <w:r>
+        <w:rPr>
+          <w:b/>
+          <w:bCs/>
+          <w:color w:val="000000" w:themeColor="text1"/>
+          <w:sz w:val="24"/>
+          <w:szCs w:val="24"/>
+        </w:rPr>
+        <w:t xml:space="preserve"> -</w:t>
+      </w:r>
+      <w:r>
+        <w:rPr>
+          <w:b/>
+          <w:bCs/>
+          <w:color w:val="000000" w:themeColor="text1"/>
+          <w:sz w:val="24"/>
+          <w:szCs w:val="24"/>
+        </w:rPr>
+        <w:t xml:space="preserve"> </w:t>
+      </w:r>
+      <w:r>
+        <w:rPr>
+          <w:b/>
+          <w:bCs/>
+          <w:color w:val="000000" w:themeColor="text1"/>
+          <w:sz w:val="24"/>
+          <w:szCs w:val="24"/>
+        </w:rPr>
         <w:t xml:space="preserve">Diagrama visual </w:t>
       </w:r>
       <w:r>
+        <w:rPr>
+          <w:b/>
+          <w:bCs/>
+          <w:color w:val="000000" w:themeColor="text1"/>
+          <w:sz w:val="24"/>
+          <w:szCs w:val="24"/>
+        </w:rPr>
         <w:t>da arquitetura em 3 camadas</w:t>
       </w:r>
+      <w:bookmarkEnd w:id="9"/>
     </w:p>
     <w:p>
       <w:pPr>
         <w:pStyle w:val="Legenda"/>
       </w:pPr>
-      <w:bookmarkStart w:id="8" w:name="_Toc240899687"/>
+      <w:bookmarkStart w:id="10" w:name="_Toc240899687"/>
       <w:r>
         <w:t xml:space="preserve">Figura </w:t>
       </w:r>
-      <w:r>
-        <w:fldChar w:fldCharType="begin"/>
-      </w:r>
-      <w:r>
-        <w:instrText xml:space="preserve"> SEQ Figura \* ARABIC </w:instrText>
-      </w:r>
-      <w:r>
-        <w:fldChar w:fldCharType="separate"/>
-      </w:r>
-      <w:r>
-        <w:rPr>
-          <w:noProof/>
-        </w:rPr>
-        <w:t>1</w:t>
-      </w:r>
-      <w:r>
-        <w:fldChar w:fldCharType="end"/>
-      </w:r>
+      <w:fldSimple w:instr=" SEQ Figura \* ARABIC ">
+        <w:r>
+          <w:rPr>
+            <w:noProof/>
+          </w:rPr>
+          <w:t>1</w:t>
+        </w:r>
+      </w:fldSimple>
       <w:r>
         <w:t xml:space="preserve"> - Diagrama de arquitetura 3 camadas</w:t>
       </w:r>
-      <w:bookmarkEnd w:id="8"/>
+      <w:bookmarkEnd w:id="10"/>
     </w:p>
     <w:p>
       <w:pPr>
@@ -3807,1214 +4256,61 @@
         </w:drawing>
       </w:r>
     </w:p>
-    <w:p>
-      <w:pPr>
-        <w:pStyle w:val="PargrafodaLista"/>
-        <w:numPr>
-          <w:ilvl w:val="1"/>
-          <w:numId w:val="15"/>
-        </w:numPr>
-        <w:rPr>
-          <w:rFonts w:asciiTheme="majorHAnsi" w:hAnsiTheme="majorHAnsi"/>
+    <w:p/>
+    <w:p>
+      <w:pPr>
+        <w:pStyle w:val="Ttulo2"/>
+        <w:rPr>
           <w:b/>
           <w:bCs/>
-        </w:rPr>
-      </w:pPr>
-      <w:proofErr w:type="spellStart"/>
-      <w:r>
-        <w:rPr>
-          <w:rFonts w:asciiTheme="majorHAnsi" w:hAnsiTheme="majorHAnsi"/>
+          <w:color w:val="000000" w:themeColor="text1"/>
+          <w:sz w:val="24"/>
+          <w:szCs w:val="24"/>
+        </w:rPr>
+      </w:pPr>
+      <w:bookmarkStart w:id="11" w:name="_Toc240909946"/>
+      <w:r>
+        <w:rPr>
           <w:b/>
           <w:bCs/>
-        </w:rPr>
-        <w:t>Front</w:t>
-      </w:r>
-      <w:r>
-        <w:rPr>
-          <w:rFonts w:asciiTheme="majorHAnsi" w:hAnsiTheme="majorHAnsi"/>
+          <w:color w:val="000000" w:themeColor="text1"/>
+          <w:sz w:val="24"/>
+          <w:szCs w:val="24"/>
+        </w:rPr>
+        <w:t>6.</w:t>
+      </w:r>
+      <w:r>
+        <w:rPr>
           <w:b/>
           <w:bCs/>
-        </w:rPr>
-        <w:t>e</w:t>
-      </w:r>
-      <w:r>
-        <w:rPr>
-          <w:rFonts w:asciiTheme="majorHAnsi" w:hAnsiTheme="majorHAnsi"/>
+          <w:color w:val="000000" w:themeColor="text1"/>
+          <w:sz w:val="24"/>
+          <w:szCs w:val="24"/>
+        </w:rPr>
+        <w:t>3</w:t>
+      </w:r>
+      <w:r>
+        <w:rPr>
           <w:b/>
           <w:bCs/>
-        </w:rPr>
-        <w:t>nd</w:t>
-      </w:r>
-      <w:proofErr w:type="spellEnd"/>
-    </w:p>
-    <w:p>
-      <w:pPr>
-        <w:pStyle w:val="NormalWeb"/>
-        <w:spacing w:line="300" w:lineRule="atLeast"/>
-        <w:rPr>
-          <w:rFonts w:ascii="Segoe UI" w:hAnsi="Segoe UI" w:cs="Segoe UI"/>
-          <w:sz w:val="21"/>
-          <w:szCs w:val="21"/>
-        </w:rPr>
-      </w:pPr>
-      <w:r>
-        <w:rPr>
-          <w:rFonts w:ascii="Segoe UI" w:hAnsi="Segoe UI" w:cs="Segoe UI"/>
-          <w:sz w:val="21"/>
-          <w:szCs w:val="21"/>
-        </w:rPr>
-        <w:t>A ideia NÃO é pedir dezenas de informações.</w:t>
-      </w:r>
-      <w:r>
-        <w:rPr>
-          <w:rFonts w:ascii="Segoe UI" w:hAnsi="Segoe UI" w:cs="Segoe UI"/>
-          <w:sz w:val="21"/>
-          <w:szCs w:val="21"/>
+          <w:color w:val="000000" w:themeColor="text1"/>
+          <w:sz w:val="24"/>
+          <w:szCs w:val="24"/>
         </w:rPr>
         <w:t xml:space="preserve"> </w:t>
       </w:r>
-      <w:r>
-        <w:rPr>
-          <w:rFonts w:ascii="Segoe UI" w:hAnsi="Segoe UI" w:cs="Segoe UI"/>
-          <w:sz w:val="21"/>
-          <w:szCs w:val="21"/>
-        </w:rPr>
-        <w:t>O usuário deve responder apenas informações básicas.</w:t>
-      </w:r>
-    </w:p>
-    <w:p>
-      <w:pPr>
-        <w:pStyle w:val="PargrafodaLista"/>
-        <w:spacing w:line="300" w:lineRule="atLeast"/>
-        <w:rPr>
-          <w:rFonts w:ascii="Segoe UI" w:hAnsi="Segoe UI" w:cs="Segoe UI"/>
-          <w:sz w:val="21"/>
-          <w:szCs w:val="21"/>
-        </w:rPr>
-      </w:pPr>
-      <w:r>
-        <w:rPr>
-          <w:rFonts w:ascii="Segoe UI" w:hAnsi="Segoe UI" w:cs="Segoe UI"/>
-          <w:noProof/>
-          <w:sz w:val="21"/>
-          <w:szCs w:val="21"/>
-        </w:rPr>
-        <w:drawing>
-          <wp:inline distT="0" distB="0" distL="0" distR="0" wp14:anchorId="66D59E36" wp14:editId="3738ACCA">
-            <wp:extent cx="5400040" cy="1158240"/>
-            <wp:effectExtent l="0" t="0" r="0" b="0"/>
-            <wp:docPr id="193820916" name="Imagem 3"/>
-            <wp:cNvGraphicFramePr>
-              <a:graphicFrameLocks xmlns:a="http://schemas.openxmlformats.org/drawingml/2006/main" noChangeAspect="1"/>
-            </wp:cNvGraphicFramePr>
-            <a:graphic xmlns:a="http://schemas.openxmlformats.org/drawingml/2006/main">
-              <a:graphicData uri="http://schemas.openxmlformats.org/drawingml/2006/picture">
-                <pic:pic xmlns:pic="http://schemas.openxmlformats.org/drawingml/2006/picture">
-                  <pic:nvPicPr>
-                    <pic:cNvPr id="193820916" name="Imagem 193820916"/>
-                    <pic:cNvPicPr/>
-                  </pic:nvPicPr>
-                  <pic:blipFill>
-                    <a:blip r:embed="rId10" cstate="print">
-                      <a:extLst>
-                        <a:ext uri="{28A0092B-C50C-407E-A947-70E740481C1C}">
-                          <a14:useLocalDpi xmlns:a14="http://schemas.microsoft.com/office/drawing/2010/main" val="0"/>
-                        </a:ext>
-                      </a:extLst>
-                    </a:blip>
-                    <a:stretch>
-                      <a:fillRect/>
-                    </a:stretch>
-                  </pic:blipFill>
-                  <pic:spPr>
-                    <a:xfrm>
-                      <a:off x="0" y="0"/>
-                      <a:ext cx="5400040" cy="1158240"/>
-                    </a:xfrm>
-                    <a:prstGeom prst="rect">
-                      <a:avLst/>
-                    </a:prstGeom>
-                  </pic:spPr>
-                </pic:pic>
-              </a:graphicData>
-            </a:graphic>
-          </wp:inline>
-        </w:drawing>
-      </w:r>
-    </w:p>
-    <w:p>
-      <w:pPr>
-        <w:spacing w:line="300" w:lineRule="atLeast"/>
-      </w:pPr>
-    </w:p>
-    <w:p>
-      <w:pPr>
-        <w:rPr>
-          <w:rFonts w:ascii="Calibri" w:eastAsiaTheme="majorEastAsia" w:hAnsi="Calibri" w:cs="Calibri"/>
-          <w:sz w:val="28"/>
-          <w:szCs w:val="28"/>
-        </w:rPr>
-      </w:pPr>
-      <w:r>
-        <w:rPr>
-          <w:rFonts w:ascii="Calibri" w:hAnsi="Calibri" w:cs="Calibri"/>
-          <w:sz w:val="28"/>
-          <w:szCs w:val="28"/>
-        </w:rPr>
-        <w:br w:type="page"/>
-      </w:r>
-    </w:p>
-    <w:p>
-      <w:pPr>
-        <w:pStyle w:val="PargrafodaLista"/>
-        <w:numPr>
-          <w:ilvl w:val="2"/>
-          <w:numId w:val="15"/>
-        </w:numPr>
-        <w:rPr>
-          <w:rFonts w:asciiTheme="majorHAnsi" w:hAnsiTheme="majorHAnsi"/>
+      <w:proofErr w:type="spellStart"/>
+      <w:r>
+        <w:rPr>
           <w:b/>
           <w:bCs/>
-        </w:rPr>
-      </w:pPr>
-      <w:bookmarkStart w:id="9" w:name="_Toc240882274"/>
-      <w:bookmarkStart w:id="10" w:name="_Toc240883317"/>
-      <w:r>
-        <w:rPr>
-          <w:rFonts w:asciiTheme="majorHAnsi" w:hAnsiTheme="majorHAnsi"/>
-          <w:b/>
-          <w:bCs/>
-        </w:rPr>
-        <w:lastRenderedPageBreak/>
-        <w:t>Front-</w:t>
-      </w:r>
-      <w:proofErr w:type="spellStart"/>
-      <w:r>
-        <w:rPr>
-          <w:rFonts w:asciiTheme="majorHAnsi" w:hAnsiTheme="majorHAnsi"/>
-          <w:b/>
-          <w:bCs/>
-        </w:rPr>
-        <w:t>End</w:t>
-      </w:r>
-      <w:proofErr w:type="spellEnd"/>
-      <w:r>
-        <w:rPr>
-          <w:rFonts w:asciiTheme="majorHAnsi" w:hAnsiTheme="majorHAnsi"/>
-          <w:b/>
-          <w:bCs/>
-        </w:rPr>
-        <w:t xml:space="preserve">: o usuário terá acesso a </w:t>
-      </w:r>
-      <w:r>
-        <w:rPr>
-          <w:rFonts w:asciiTheme="majorHAnsi" w:hAnsiTheme="majorHAnsi"/>
-          <w:b/>
-          <w:bCs/>
-        </w:rPr>
-        <w:t>7 telas</w:t>
-      </w:r>
-      <w:bookmarkEnd w:id="9"/>
-      <w:bookmarkEnd w:id="10"/>
-    </w:p>
-    <w:p>
-      <w:pPr>
-        <w:pStyle w:val="Legenda"/>
-        <w:rPr>
           <w:color w:val="000000" w:themeColor="text1"/>
-        </w:rPr>
-      </w:pPr>
-      <w:bookmarkStart w:id="11" w:name="_Toc240899121"/>
-      <w:bookmarkStart w:id="12" w:name="_Toc240899688"/>
-      <w:r>
-        <w:rPr>
-          <w:color w:val="000000" w:themeColor="text1"/>
-        </w:rPr>
-        <w:t xml:space="preserve">Figura </w:t>
-      </w:r>
-      <w:r>
-        <w:rPr>
-          <w:color w:val="000000" w:themeColor="text1"/>
-        </w:rPr>
-        <w:fldChar w:fldCharType="begin"/>
-      </w:r>
-      <w:r>
-        <w:rPr>
-          <w:color w:val="000000" w:themeColor="text1"/>
-        </w:rPr>
-        <w:instrText xml:space="preserve"> SEQ Figura \* ARABIC </w:instrText>
-      </w:r>
-      <w:r>
-        <w:rPr>
-          <w:color w:val="000000" w:themeColor="text1"/>
-        </w:rPr>
-        <w:fldChar w:fldCharType="separate"/>
-      </w:r>
-      <w:r>
-        <w:rPr>
-          <w:noProof/>
-          <w:color w:val="000000" w:themeColor="text1"/>
-        </w:rPr>
-        <w:t>2</w:t>
-      </w:r>
-      <w:r>
-        <w:rPr>
-          <w:color w:val="000000" w:themeColor="text1"/>
-        </w:rPr>
-        <w:fldChar w:fldCharType="end"/>
-      </w:r>
-      <w:r>
-        <w:rPr>
-          <w:color w:val="000000" w:themeColor="text1"/>
-        </w:rPr>
-        <w:t>- Identificação de Perfil</w:t>
+          <w:sz w:val="24"/>
+          <w:szCs w:val="24"/>
+        </w:rPr>
+        <w:t>Backend</w:t>
       </w:r>
       <w:bookmarkEnd w:id="11"/>
-      <w:bookmarkEnd w:id="12"/>
-    </w:p>
-    <w:p>
-      <w:r>
-        <w:rPr>
-          <w:noProof/>
-        </w:rPr>
-        <w:drawing>
-          <wp:inline distT="0" distB="0" distL="0" distR="0" wp14:anchorId="5F4C3E78" wp14:editId="6F13ABB5">
-            <wp:extent cx="3369734" cy="3006370"/>
-            <wp:effectExtent l="0" t="0" r="0" b="0"/>
-            <wp:docPr id="1536496057" name="Imagem 5"/>
-            <wp:cNvGraphicFramePr>
-              <a:graphicFrameLocks xmlns:a="http://schemas.openxmlformats.org/drawingml/2006/main" noChangeAspect="1"/>
-            </wp:cNvGraphicFramePr>
-            <a:graphic xmlns:a="http://schemas.openxmlformats.org/drawingml/2006/main">
-              <a:graphicData uri="http://schemas.openxmlformats.org/drawingml/2006/picture">
-                <pic:pic xmlns:pic="http://schemas.openxmlformats.org/drawingml/2006/picture">
-                  <pic:nvPicPr>
-                    <pic:cNvPr id="1536496057" name="Imagem 1536496057"/>
-                    <pic:cNvPicPr/>
-                  </pic:nvPicPr>
-                  <pic:blipFill>
-                    <a:blip r:embed="rId11" cstate="print">
-                      <a:extLst>
-                        <a:ext uri="{28A0092B-C50C-407E-A947-70E740481C1C}">
-                          <a14:useLocalDpi xmlns:a14="http://schemas.microsoft.com/office/drawing/2010/main" val="0"/>
-                        </a:ext>
-                      </a:extLst>
-                    </a:blip>
-                    <a:stretch>
-                      <a:fillRect/>
-                    </a:stretch>
-                  </pic:blipFill>
-                  <pic:spPr>
-                    <a:xfrm>
-                      <a:off x="0" y="0"/>
-                      <a:ext cx="3374172" cy="3010329"/>
-                    </a:xfrm>
-                    <a:prstGeom prst="rect">
-                      <a:avLst/>
-                    </a:prstGeom>
-                  </pic:spPr>
-                </pic:pic>
-              </a:graphicData>
-            </a:graphic>
-          </wp:inline>
-        </w:drawing>
-      </w:r>
-    </w:p>
-    <w:p/>
-    <w:p/>
-    <w:p>
-      <w:pPr>
-        <w:pStyle w:val="Legenda"/>
-        <w:rPr>
-          <w:color w:val="000000" w:themeColor="text1"/>
-        </w:rPr>
-      </w:pPr>
-      <w:bookmarkStart w:id="13" w:name="_Toc240899122"/>
-      <w:bookmarkStart w:id="14" w:name="_Toc240899689"/>
-      <w:r>
-        <w:rPr>
-          <w:color w:val="000000" w:themeColor="text1"/>
-        </w:rPr>
-        <w:t xml:space="preserve">Figura </w:t>
-      </w:r>
-      <w:r>
-        <w:rPr>
-          <w:color w:val="000000" w:themeColor="text1"/>
-        </w:rPr>
-        <w:fldChar w:fldCharType="begin"/>
-      </w:r>
-      <w:r>
-        <w:rPr>
-          <w:color w:val="000000" w:themeColor="text1"/>
-        </w:rPr>
-        <w:instrText xml:space="preserve"> SEQ Figura \* ARABIC </w:instrText>
-      </w:r>
-      <w:r>
-        <w:rPr>
-          <w:color w:val="000000" w:themeColor="text1"/>
-        </w:rPr>
-        <w:fldChar w:fldCharType="separate"/>
-      </w:r>
-      <w:r>
-        <w:rPr>
-          <w:noProof/>
-          <w:color w:val="000000" w:themeColor="text1"/>
-        </w:rPr>
-        <w:t>3</w:t>
-      </w:r>
-      <w:r>
-        <w:rPr>
-          <w:color w:val="000000" w:themeColor="text1"/>
-        </w:rPr>
-        <w:fldChar w:fldCharType="end"/>
-      </w:r>
-      <w:r>
-        <w:rPr>
-          <w:color w:val="000000" w:themeColor="text1"/>
-        </w:rPr>
-        <w:t xml:space="preserve"> - Classificação Pessoa Física</w:t>
-      </w:r>
-      <w:bookmarkEnd w:id="13"/>
-      <w:bookmarkEnd w:id="14"/>
-    </w:p>
-    <w:p>
-      <w:r>
-        <w:rPr>
-          <w:noProof/>
-        </w:rPr>
-        <w:drawing>
-          <wp:inline distT="0" distB="0" distL="0" distR="0" wp14:anchorId="2901FAD6" wp14:editId="5C86359A">
-            <wp:extent cx="5400040" cy="1697990"/>
-            <wp:effectExtent l="0" t="0" r="0" b="0"/>
-            <wp:docPr id="1548916216" name="Imagem 7"/>
-            <wp:cNvGraphicFramePr>
-              <a:graphicFrameLocks xmlns:a="http://schemas.openxmlformats.org/drawingml/2006/main" noChangeAspect="1"/>
-            </wp:cNvGraphicFramePr>
-            <a:graphic xmlns:a="http://schemas.openxmlformats.org/drawingml/2006/main">
-              <a:graphicData uri="http://schemas.openxmlformats.org/drawingml/2006/picture">
-                <pic:pic xmlns:pic="http://schemas.openxmlformats.org/drawingml/2006/picture">
-                  <pic:nvPicPr>
-                    <pic:cNvPr id="1548916216" name="Imagem 1548916216"/>
-                    <pic:cNvPicPr/>
-                  </pic:nvPicPr>
-                  <pic:blipFill>
-                    <a:blip r:embed="rId12" cstate="print">
-                      <a:extLst>
-                        <a:ext uri="{28A0092B-C50C-407E-A947-70E740481C1C}">
-                          <a14:useLocalDpi xmlns:a14="http://schemas.microsoft.com/office/drawing/2010/main" val="0"/>
-                        </a:ext>
-                      </a:extLst>
-                    </a:blip>
-                    <a:stretch>
-                      <a:fillRect/>
-                    </a:stretch>
-                  </pic:blipFill>
-                  <pic:spPr>
-                    <a:xfrm>
-                      <a:off x="0" y="0"/>
-                      <a:ext cx="5400040" cy="1697990"/>
-                    </a:xfrm>
-                    <a:prstGeom prst="rect">
-                      <a:avLst/>
-                    </a:prstGeom>
-                  </pic:spPr>
-                </pic:pic>
-              </a:graphicData>
-            </a:graphic>
-          </wp:inline>
-        </w:drawing>
-      </w:r>
-    </w:p>
-    <w:p/>
-    <w:p/>
-    <w:p>
-      <w:r>
-        <w:br w:type="page"/>
-      </w:r>
-    </w:p>
-    <w:p>
-      <w:pPr>
-        <w:pStyle w:val="Legenda"/>
-        <w:rPr>
-          <w:color w:val="000000" w:themeColor="text1"/>
-        </w:rPr>
-      </w:pPr>
-      <w:r>
-        <w:rPr>
-          <w:color w:val="000000" w:themeColor="text1"/>
-        </w:rPr>
-        <w:lastRenderedPageBreak/>
-        <w:t xml:space="preserve">Figura </w:t>
-      </w:r>
-      <w:r>
-        <w:rPr>
-          <w:color w:val="000000" w:themeColor="text1"/>
-        </w:rPr>
-        <w:t>3</w:t>
-      </w:r>
-      <w:r>
-        <w:rPr>
-          <w:color w:val="000000" w:themeColor="text1"/>
-        </w:rPr>
-        <w:t xml:space="preserve"> - Classificação Pessoa </w:t>
-      </w:r>
-      <w:r>
-        <w:rPr>
-          <w:color w:val="000000" w:themeColor="text1"/>
-        </w:rPr>
-        <w:t>Jurídica</w:t>
-      </w:r>
-    </w:p>
-    <w:p>
-      <w:r>
-        <w:rPr>
-          <w:noProof/>
-        </w:rPr>
-        <w:drawing>
-          <wp:inline distT="0" distB="0" distL="0" distR="0" wp14:anchorId="31908307" wp14:editId="51A64823">
-            <wp:extent cx="5400040" cy="3820160"/>
-            <wp:effectExtent l="0" t="0" r="0" b="0"/>
-            <wp:docPr id="174927432" name="Imagem 8"/>
-            <wp:cNvGraphicFramePr>
-              <a:graphicFrameLocks xmlns:a="http://schemas.openxmlformats.org/drawingml/2006/main" noChangeAspect="1"/>
-            </wp:cNvGraphicFramePr>
-            <a:graphic xmlns:a="http://schemas.openxmlformats.org/drawingml/2006/main">
-              <a:graphicData uri="http://schemas.openxmlformats.org/drawingml/2006/picture">
-                <pic:pic xmlns:pic="http://schemas.openxmlformats.org/drawingml/2006/picture">
-                  <pic:nvPicPr>
-                    <pic:cNvPr id="174927432" name="Imagem 174927432"/>
-                    <pic:cNvPicPr/>
-                  </pic:nvPicPr>
-                  <pic:blipFill>
-                    <a:blip r:embed="rId13" cstate="print">
-                      <a:extLst>
-                        <a:ext uri="{28A0092B-C50C-407E-A947-70E740481C1C}">
-                          <a14:useLocalDpi xmlns:a14="http://schemas.microsoft.com/office/drawing/2010/main" val="0"/>
-                        </a:ext>
-                      </a:extLst>
-                    </a:blip>
-                    <a:stretch>
-                      <a:fillRect/>
-                    </a:stretch>
-                  </pic:blipFill>
-                  <pic:spPr>
-                    <a:xfrm>
-                      <a:off x="0" y="0"/>
-                      <a:ext cx="5400040" cy="3820160"/>
-                    </a:xfrm>
-                    <a:prstGeom prst="rect">
-                      <a:avLst/>
-                    </a:prstGeom>
-                  </pic:spPr>
-                </pic:pic>
-              </a:graphicData>
-            </a:graphic>
-          </wp:inline>
-        </w:drawing>
-      </w:r>
-    </w:p>
-    <w:p/>
-    <w:p>
-      <w:pPr>
-        <w:pStyle w:val="Legenda"/>
-        <w:rPr>
-          <w:color w:val="000000" w:themeColor="text1"/>
-        </w:rPr>
-      </w:pPr>
-      <w:bookmarkStart w:id="15" w:name="_Toc240899123"/>
-      <w:bookmarkStart w:id="16" w:name="_Toc240899690"/>
-      <w:r>
-        <w:rPr>
-          <w:color w:val="000000" w:themeColor="text1"/>
-        </w:rPr>
-        <w:t xml:space="preserve">Figura </w:t>
-      </w:r>
-      <w:r>
-        <w:rPr>
-          <w:color w:val="000000" w:themeColor="text1"/>
-        </w:rPr>
-        <w:fldChar w:fldCharType="begin"/>
-      </w:r>
-      <w:r>
-        <w:rPr>
-          <w:color w:val="000000" w:themeColor="text1"/>
-        </w:rPr>
-        <w:instrText xml:space="preserve"> SEQ Figura \* ARABIC </w:instrText>
-      </w:r>
-      <w:r>
-        <w:rPr>
-          <w:color w:val="000000" w:themeColor="text1"/>
-        </w:rPr>
-        <w:fldChar w:fldCharType="separate"/>
-      </w:r>
-      <w:r>
-        <w:rPr>
-          <w:noProof/>
-          <w:color w:val="000000" w:themeColor="text1"/>
-        </w:rPr>
-        <w:t>4</w:t>
-      </w:r>
-      <w:r>
-        <w:rPr>
-          <w:color w:val="000000" w:themeColor="text1"/>
-        </w:rPr>
-        <w:fldChar w:fldCharType="end"/>
-      </w:r>
-      <w:r>
-        <w:rPr>
-          <w:color w:val="000000" w:themeColor="text1"/>
-        </w:rPr>
-        <w:t xml:space="preserve">  – Modalidade de Crédito</w:t>
-      </w:r>
-      <w:bookmarkEnd w:id="16"/>
-    </w:p>
-    <w:p>
-      <w:pPr>
-        <w:pStyle w:val="Legenda"/>
-      </w:pPr>
-      <w:r>
-        <w:rPr>
-          <w:noProof/>
-        </w:rPr>
-        <w:drawing>
-          <wp:inline distT="0" distB="0" distL="0" distR="0" wp14:anchorId="30246812" wp14:editId="571C0247">
-            <wp:extent cx="5400040" cy="2223135"/>
-            <wp:effectExtent l="0" t="0" r="0" b="0"/>
-            <wp:docPr id="2090088735" name="Imagem 9"/>
-            <wp:cNvGraphicFramePr>
-              <a:graphicFrameLocks xmlns:a="http://schemas.openxmlformats.org/drawingml/2006/main" noChangeAspect="1"/>
-            </wp:cNvGraphicFramePr>
-            <a:graphic xmlns:a="http://schemas.openxmlformats.org/drawingml/2006/main">
-              <a:graphicData uri="http://schemas.openxmlformats.org/drawingml/2006/picture">
-                <pic:pic xmlns:pic="http://schemas.openxmlformats.org/drawingml/2006/picture">
-                  <pic:nvPicPr>
-                    <pic:cNvPr id="2090088735" name="Imagem 2090088735"/>
-                    <pic:cNvPicPr/>
-                  </pic:nvPicPr>
-                  <pic:blipFill>
-                    <a:blip r:embed="rId14" cstate="print">
-                      <a:extLst>
-                        <a:ext uri="{28A0092B-C50C-407E-A947-70E740481C1C}">
-                          <a14:useLocalDpi xmlns:a14="http://schemas.microsoft.com/office/drawing/2010/main" val="0"/>
-                        </a:ext>
-                      </a:extLst>
-                    </a:blip>
-                    <a:stretch>
-                      <a:fillRect/>
-                    </a:stretch>
-                  </pic:blipFill>
-                  <pic:spPr>
-                    <a:xfrm>
-                      <a:off x="0" y="0"/>
-                      <a:ext cx="5400040" cy="2223135"/>
-                    </a:xfrm>
-                    <a:prstGeom prst="rect">
-                      <a:avLst/>
-                    </a:prstGeom>
-                  </pic:spPr>
-                </pic:pic>
-              </a:graphicData>
-            </a:graphic>
-          </wp:inline>
-        </w:drawing>
-      </w:r>
-      <w:bookmarkEnd w:id="15"/>
-    </w:p>
-    <w:p/>
-    <w:p>
-      <w:pPr>
-        <w:keepNext/>
-        <w:jc w:val="center"/>
-      </w:pPr>
-    </w:p>
-    <w:p>
-      <w:pPr>
-        <w:rPr>
-          <w:i/>
-          <w:iCs/>
-          <w:color w:val="0E2841" w:themeColor="text2"/>
-          <w:sz w:val="18"/>
-          <w:szCs w:val="18"/>
-        </w:rPr>
-      </w:pPr>
-      <w:r>
-        <w:br w:type="page"/>
-      </w:r>
-    </w:p>
-    <w:p>
-      <w:pPr>
-        <w:pStyle w:val="Legenda"/>
-        <w:jc w:val="center"/>
-      </w:pPr>
-      <w:bookmarkStart w:id="17" w:name="_Toc240899124"/>
-      <w:bookmarkStart w:id="18" w:name="_Toc240899691"/>
-      <w:r>
-        <w:lastRenderedPageBreak/>
-        <w:t xml:space="preserve">Figura </w:t>
-      </w:r>
-      <w:r>
-        <w:fldChar w:fldCharType="begin"/>
-      </w:r>
-      <w:r>
-        <w:instrText xml:space="preserve"> SEQ Figura \* ARABIC </w:instrText>
-      </w:r>
-      <w:r>
-        <w:fldChar w:fldCharType="separate"/>
-      </w:r>
-      <w:r>
-        <w:rPr>
-          <w:noProof/>
-        </w:rPr>
-        <w:t>5</w:t>
-      </w:r>
-      <w:r>
-        <w:fldChar w:fldCharType="end"/>
-      </w:r>
-      <w:r>
-        <w:t xml:space="preserve"> </w:t>
-      </w:r>
-      <w:r>
-        <w:t xml:space="preserve"> – Localidade</w:t>
-      </w:r>
-      <w:bookmarkEnd w:id="17"/>
-      <w:bookmarkEnd w:id="18"/>
-    </w:p>
-    <w:p>
-      <w:pPr>
-        <w:jc w:val="center"/>
-      </w:pPr>
-      <w:r>
-        <w:br/>
-      </w:r>
-      <w:r>
-        <w:t xml:space="preserve"> </w:t>
-      </w:r>
-      <w:r>
-        <w:rPr>
-          <w:noProof/>
-        </w:rPr>
-        <w:drawing>
-          <wp:inline distT="0" distB="0" distL="0" distR="0" wp14:anchorId="42EA2374" wp14:editId="26F0B2D1">
-            <wp:extent cx="2013267" cy="5176158"/>
-            <wp:effectExtent l="0" t="0" r="0" b="0"/>
-            <wp:docPr id="1712499962" name="Imagem 10"/>
-            <wp:cNvGraphicFramePr>
-              <a:graphicFrameLocks xmlns:a="http://schemas.openxmlformats.org/drawingml/2006/main" noChangeAspect="1"/>
-            </wp:cNvGraphicFramePr>
-            <a:graphic xmlns:a="http://schemas.openxmlformats.org/drawingml/2006/main">
-              <a:graphicData uri="http://schemas.openxmlformats.org/drawingml/2006/picture">
-                <pic:pic xmlns:pic="http://schemas.openxmlformats.org/drawingml/2006/picture">
-                  <pic:nvPicPr>
-                    <pic:cNvPr id="1712499962" name="Imagem 1712499962"/>
-                    <pic:cNvPicPr/>
-                  </pic:nvPicPr>
-                  <pic:blipFill>
-                    <a:blip r:embed="rId15" cstate="print">
-                      <a:extLst>
-                        <a:ext uri="{28A0092B-C50C-407E-A947-70E740481C1C}">
-                          <a14:useLocalDpi xmlns:a14="http://schemas.microsoft.com/office/drawing/2010/main" val="0"/>
-                        </a:ext>
-                      </a:extLst>
-                    </a:blip>
-                    <a:stretch>
-                      <a:fillRect/>
-                    </a:stretch>
-                  </pic:blipFill>
-                  <pic:spPr>
-                    <a:xfrm>
-                      <a:off x="0" y="0"/>
-                      <a:ext cx="2031369" cy="5222698"/>
-                    </a:xfrm>
-                    <a:prstGeom prst="rect">
-                      <a:avLst/>
-                    </a:prstGeom>
-                  </pic:spPr>
-                </pic:pic>
-              </a:graphicData>
-            </a:graphic>
-          </wp:inline>
-        </w:drawing>
-      </w:r>
-    </w:p>
-    <w:p/>
-    <w:p>
-      <w:r>
-        <w:br w:type="page"/>
-      </w:r>
-    </w:p>
-    <w:p>
-      <w:pPr>
-        <w:keepNext/>
-        <w:jc w:val="center"/>
-      </w:pPr>
-      <w:r>
-        <w:lastRenderedPageBreak/>
-        <w:t>A Figura</w:t>
-      </w:r>
-      <w:r>
-        <w:t xml:space="preserve"> 5</w:t>
-      </w:r>
-      <w:r>
-        <w:t xml:space="preserve"> </w:t>
-      </w:r>
-      <w:r>
-        <w:t>mostra a sequência de diagnóstico, e</w:t>
-      </w:r>
-      <w:r>
-        <w:t>nquanto</w:t>
-      </w:r>
-      <w:r>
-        <w:t xml:space="preserve"> o sistema busca as informações e roda o diagnóstico</w:t>
-      </w:r>
-      <w:r>
-        <w:t>,</w:t>
-      </w:r>
-      <w:r>
-        <w:t xml:space="preserve"> mostrando</w:t>
-      </w:r>
-      <w:r>
-        <w:t xml:space="preserve"> </w:t>
-      </w:r>
-      <w:r>
-        <w:t>um</w:t>
-      </w:r>
-      <w:r>
-        <w:t>a barra de progresso</w:t>
-      </w:r>
-      <w:r>
-        <w:t xml:space="preserve"> ou uma mensagem de</w:t>
-      </w:r>
-      <w:r>
-        <w:t xml:space="preserve"> “processando”</w:t>
-      </w:r>
-      <w:r>
-        <w:t>.</w:t>
-      </w:r>
-    </w:p>
-    <w:p>
-      <w:pPr>
-        <w:pStyle w:val="Legenda"/>
-        <w:jc w:val="center"/>
-        <w:rPr>
-          <w:color w:val="000000" w:themeColor="text1"/>
-        </w:rPr>
-      </w:pPr>
-      <w:bookmarkStart w:id="19" w:name="_Toc240899125"/>
-      <w:bookmarkStart w:id="20" w:name="_Toc240899692"/>
-      <w:r>
-        <w:rPr>
-          <w:color w:val="000000" w:themeColor="text1"/>
-        </w:rPr>
-        <w:t xml:space="preserve">Figura </w:t>
-      </w:r>
-      <w:r>
-        <w:rPr>
-          <w:color w:val="000000" w:themeColor="text1"/>
-        </w:rPr>
-        <w:fldChar w:fldCharType="begin"/>
-      </w:r>
-      <w:r>
-        <w:rPr>
-          <w:color w:val="000000" w:themeColor="text1"/>
-        </w:rPr>
-        <w:instrText xml:space="preserve"> SEQ Figura \* ARABIC </w:instrText>
-      </w:r>
-      <w:r>
-        <w:rPr>
-          <w:color w:val="000000" w:themeColor="text1"/>
-        </w:rPr>
-        <w:fldChar w:fldCharType="separate"/>
-      </w:r>
-      <w:r>
-        <w:rPr>
-          <w:noProof/>
-          <w:color w:val="000000" w:themeColor="text1"/>
-        </w:rPr>
-        <w:t>6</w:t>
-      </w:r>
-      <w:r>
-        <w:rPr>
-          <w:color w:val="000000" w:themeColor="text1"/>
-        </w:rPr>
-        <w:fldChar w:fldCharType="end"/>
-      </w:r>
-      <w:r>
-        <w:rPr>
-          <w:color w:val="000000" w:themeColor="text1"/>
-        </w:rPr>
-        <w:t xml:space="preserve"> - sequência de diagnóstico - opção do usuário (cliente)</w:t>
-      </w:r>
-      <w:bookmarkEnd w:id="19"/>
-      <w:bookmarkEnd w:id="20"/>
-    </w:p>
-    <w:p>
-      <w:pPr>
-        <w:jc w:val="center"/>
-      </w:pPr>
-      <w:r>
-        <w:rPr>
-          <w:noProof/>
-        </w:rPr>
-        <w:drawing>
-          <wp:inline distT="0" distB="0" distL="0" distR="0" wp14:anchorId="3CF4325C" wp14:editId="7FC06705">
-            <wp:extent cx="2607128" cy="7265670"/>
-            <wp:effectExtent l="0" t="0" r="0" b="0"/>
-            <wp:docPr id="1835468499" name="Imagem 11"/>
-            <wp:cNvGraphicFramePr>
-              <a:graphicFrameLocks xmlns:a="http://schemas.openxmlformats.org/drawingml/2006/main" noChangeAspect="1"/>
-            </wp:cNvGraphicFramePr>
-            <a:graphic xmlns:a="http://schemas.openxmlformats.org/drawingml/2006/main">
-              <a:graphicData uri="http://schemas.openxmlformats.org/drawingml/2006/picture">
-                <pic:pic xmlns:pic="http://schemas.openxmlformats.org/drawingml/2006/picture">
-                  <pic:nvPicPr>
-                    <pic:cNvPr id="1835468499" name="Imagem 1835468499"/>
-                    <pic:cNvPicPr/>
-                  </pic:nvPicPr>
-                  <pic:blipFill>
-                    <a:blip r:embed="rId16" cstate="print">
-                      <a:extLst>
-                        <a:ext uri="{28A0092B-C50C-407E-A947-70E740481C1C}">
-                          <a14:useLocalDpi xmlns:a14="http://schemas.microsoft.com/office/drawing/2010/main" val="0"/>
-                        </a:ext>
-                      </a:extLst>
-                    </a:blip>
-                    <a:stretch>
-                      <a:fillRect/>
-                    </a:stretch>
-                  </pic:blipFill>
-                  <pic:spPr>
-                    <a:xfrm>
-                      <a:off x="0" y="0"/>
-                      <a:ext cx="2610978" cy="7276398"/>
-                    </a:xfrm>
-                    <a:prstGeom prst="rect">
-                      <a:avLst/>
-                    </a:prstGeom>
-                  </pic:spPr>
-                </pic:pic>
-              </a:graphicData>
-            </a:graphic>
-          </wp:inline>
-        </w:drawing>
-      </w:r>
-    </w:p>
-    <w:p/>
-    <w:p>
-      <w:pPr>
-        <w:jc w:val="center"/>
-      </w:pPr>
-      <w:r>
-        <w:lastRenderedPageBreak/>
-        <w:t>Figura</w:t>
-      </w:r>
-      <w:r>
-        <w:t xml:space="preserve"> 6 – Resultado da Análise, mostrará o</w:t>
-      </w:r>
-      <w:r>
-        <w:t>s dados inseridos e a classificação do risco do aspirante a crédito,</w:t>
-      </w:r>
-      <w:r>
-        <w:t xml:space="preserve"> para a tomada de decisão do usuário.</w:t>
-      </w:r>
-      <w:r>
-        <w:t xml:space="preserve"> </w:t>
-      </w:r>
-      <w:r>
-        <w:t xml:space="preserve"> </w:t>
-      </w:r>
-    </w:p>
-    <w:p>
-      <w:pPr>
-        <w:pStyle w:val="Legenda"/>
-        <w:jc w:val="center"/>
-        <w:rPr>
-          <w:color w:val="000000" w:themeColor="text1"/>
-        </w:rPr>
-      </w:pPr>
-      <w:bookmarkStart w:id="21" w:name="_Toc240899126"/>
-      <w:bookmarkStart w:id="22" w:name="_Toc240899693"/>
-      <w:r>
-        <w:rPr>
-          <w:color w:val="000000" w:themeColor="text1"/>
-        </w:rPr>
-        <w:t xml:space="preserve">Figura </w:t>
-      </w:r>
-      <w:r>
-        <w:rPr>
-          <w:color w:val="000000" w:themeColor="text1"/>
-        </w:rPr>
-        <w:fldChar w:fldCharType="begin"/>
-      </w:r>
-      <w:r>
-        <w:rPr>
-          <w:color w:val="000000" w:themeColor="text1"/>
-        </w:rPr>
-        <w:instrText xml:space="preserve"> SEQ Figura \* ARABIC </w:instrText>
-      </w:r>
-      <w:r>
-        <w:rPr>
-          <w:color w:val="000000" w:themeColor="text1"/>
-        </w:rPr>
-        <w:fldChar w:fldCharType="separate"/>
-      </w:r>
-      <w:r>
-        <w:rPr>
-          <w:noProof/>
-          <w:color w:val="000000" w:themeColor="text1"/>
-        </w:rPr>
-        <w:t>7</w:t>
-      </w:r>
-      <w:r>
-        <w:rPr>
-          <w:color w:val="000000" w:themeColor="text1"/>
-        </w:rPr>
-        <w:fldChar w:fldCharType="end"/>
-      </w:r>
-      <w:r>
-        <w:rPr>
-          <w:color w:val="000000" w:themeColor="text1"/>
-        </w:rPr>
-        <w:t xml:space="preserve"> - Resultado da Análise.</w:t>
-      </w:r>
-      <w:bookmarkEnd w:id="21"/>
-      <w:bookmarkEnd w:id="22"/>
-    </w:p>
-    <w:p>
-      <w:pPr>
-        <w:jc w:val="center"/>
-      </w:pPr>
-      <w:r>
-        <w:rPr>
-          <w:noProof/>
-        </w:rPr>
-        <w:drawing>
-          <wp:inline distT="0" distB="0" distL="0" distR="0" wp14:anchorId="78DB40C6" wp14:editId="1FB163AD">
-            <wp:extent cx="2399665" cy="7843157"/>
-            <wp:effectExtent l="0" t="0" r="0" b="0"/>
-            <wp:docPr id="777154254" name="Imagem 12"/>
-            <wp:cNvGraphicFramePr>
-              <a:graphicFrameLocks xmlns:a="http://schemas.openxmlformats.org/drawingml/2006/main" noChangeAspect="1"/>
-            </wp:cNvGraphicFramePr>
-            <a:graphic xmlns:a="http://schemas.openxmlformats.org/drawingml/2006/main">
-              <a:graphicData uri="http://schemas.openxmlformats.org/drawingml/2006/picture">
-                <pic:pic xmlns:pic="http://schemas.openxmlformats.org/drawingml/2006/picture">
-                  <pic:nvPicPr>
-                    <pic:cNvPr id="777154254" name="Imagem 777154254"/>
-                    <pic:cNvPicPr/>
-                  </pic:nvPicPr>
-                  <pic:blipFill>
-                    <a:blip r:embed="rId17" cstate="print">
-                      <a:extLst>
-                        <a:ext uri="{28A0092B-C50C-407E-A947-70E740481C1C}">
-                          <a14:useLocalDpi xmlns:a14="http://schemas.microsoft.com/office/drawing/2010/main" val="0"/>
-                        </a:ext>
-                      </a:extLst>
-                    </a:blip>
-                    <a:stretch>
-                      <a:fillRect/>
-                    </a:stretch>
-                  </pic:blipFill>
-                  <pic:spPr>
-                    <a:xfrm>
-                      <a:off x="0" y="0"/>
-                      <a:ext cx="2400677" cy="7846464"/>
-                    </a:xfrm>
-                    <a:prstGeom prst="rect">
-                      <a:avLst/>
-                    </a:prstGeom>
-                  </pic:spPr>
-                </pic:pic>
-              </a:graphicData>
-            </a:graphic>
-          </wp:inline>
-        </w:drawing>
-      </w:r>
-    </w:p>
-    <w:p>
-      <w:r>
-        <w:lastRenderedPageBreak/>
-        <w:t>Figura</w:t>
-      </w:r>
-      <w:r>
-        <w:t xml:space="preserve"> 7 </w:t>
-      </w:r>
-      <w:r>
-        <w:t>–</w:t>
-      </w:r>
-      <w:r>
-        <w:t xml:space="preserve"> </w:t>
-      </w:r>
-      <w:r>
-        <w:t>Será desenvolvido um painel de análise de crédito (</w:t>
-      </w:r>
-      <w:r>
-        <w:rPr>
-          <w:i/>
-          <w:iCs/>
-        </w:rPr>
-        <w:t>Dashboard</w:t>
-      </w:r>
-      <w:r>
-        <w:t>),</w:t>
-      </w:r>
-      <w:r>
-        <w:t xml:space="preserve"> </w:t>
-      </w:r>
-      <w:r>
-        <w:t xml:space="preserve">que </w:t>
-      </w:r>
-      <w:r>
-        <w:t>apresenta um resumo da</w:t>
-      </w:r>
-      <w:r>
-        <w:t>s operações do período.</w:t>
-      </w:r>
-    </w:p>
-    <w:p>
-      <w:pPr>
-        <w:pStyle w:val="Legenda"/>
-        <w:rPr>
-          <w:color w:val="000000" w:themeColor="text1"/>
-        </w:rPr>
-      </w:pPr>
-      <w:bookmarkStart w:id="23" w:name="_Toc240899127"/>
-      <w:bookmarkStart w:id="24" w:name="_Toc240899694"/>
-      <w:r>
-        <w:rPr>
-          <w:color w:val="000000" w:themeColor="text1"/>
-        </w:rPr>
-        <w:t xml:space="preserve">Figura </w:t>
-      </w:r>
-      <w:r>
-        <w:rPr>
-          <w:color w:val="000000" w:themeColor="text1"/>
-        </w:rPr>
-        <w:fldChar w:fldCharType="begin"/>
-      </w:r>
-      <w:r>
-        <w:rPr>
-          <w:color w:val="000000" w:themeColor="text1"/>
-        </w:rPr>
-        <w:instrText xml:space="preserve"> SEQ Figura \* ARABIC </w:instrText>
-      </w:r>
-      <w:r>
-        <w:rPr>
-          <w:color w:val="000000" w:themeColor="text1"/>
-        </w:rPr>
-        <w:fldChar w:fldCharType="separate"/>
-      </w:r>
-      <w:r>
-        <w:rPr>
-          <w:noProof/>
-          <w:color w:val="000000" w:themeColor="text1"/>
-        </w:rPr>
-        <w:t>8</w:t>
-      </w:r>
-      <w:r>
-        <w:rPr>
-          <w:color w:val="000000" w:themeColor="text1"/>
-        </w:rPr>
-        <w:fldChar w:fldCharType="end"/>
-      </w:r>
-      <w:r>
-        <w:rPr>
-          <w:color w:val="000000" w:themeColor="text1"/>
-        </w:rPr>
-        <w:t xml:space="preserve"> - Fluxo do Dashboard de análise de crédito</w:t>
-      </w:r>
-      <w:bookmarkEnd w:id="23"/>
-      <w:bookmarkEnd w:id="24"/>
-    </w:p>
-    <w:p>
-      <w:r>
-        <w:rPr>
-          <w:noProof/>
-        </w:rPr>
-        <w:drawing>
-          <wp:inline distT="0" distB="0" distL="0" distR="0" wp14:anchorId="67B1C4CB" wp14:editId="1F9CC04A">
-            <wp:extent cx="5400040" cy="3185160"/>
-            <wp:effectExtent l="0" t="0" r="0" b="0"/>
-            <wp:docPr id="1367740161" name="Imagem 13"/>
-            <wp:cNvGraphicFramePr>
-              <a:graphicFrameLocks xmlns:a="http://schemas.openxmlformats.org/drawingml/2006/main" noChangeAspect="1"/>
-            </wp:cNvGraphicFramePr>
-            <a:graphic xmlns:a="http://schemas.openxmlformats.org/drawingml/2006/main">
-              <a:graphicData uri="http://schemas.openxmlformats.org/drawingml/2006/picture">
-                <pic:pic xmlns:pic="http://schemas.openxmlformats.org/drawingml/2006/picture">
-                  <pic:nvPicPr>
-                    <pic:cNvPr id="1367740161" name="Imagem 1367740161"/>
-                    <pic:cNvPicPr/>
-                  </pic:nvPicPr>
-                  <pic:blipFill>
-                    <a:blip r:embed="rId18" cstate="print">
-                      <a:extLst>
-                        <a:ext uri="{28A0092B-C50C-407E-A947-70E740481C1C}">
-                          <a14:useLocalDpi xmlns:a14="http://schemas.microsoft.com/office/drawing/2010/main" val="0"/>
-                        </a:ext>
-                      </a:extLst>
-                    </a:blip>
-                    <a:stretch>
-                      <a:fillRect/>
-                    </a:stretch>
-                  </pic:blipFill>
-                  <pic:spPr>
-                    <a:xfrm>
-                      <a:off x="0" y="0"/>
-                      <a:ext cx="5400040" cy="3185160"/>
-                    </a:xfrm>
-                    <a:prstGeom prst="rect">
-                      <a:avLst/>
-                    </a:prstGeom>
-                  </pic:spPr>
-                </pic:pic>
-              </a:graphicData>
-            </a:graphic>
-          </wp:inline>
-        </w:drawing>
-      </w:r>
-    </w:p>
-    <w:p/>
-    <w:p>
-      <w:pPr>
-        <w:rPr>
-          <w:rFonts w:asciiTheme="majorHAnsi" w:hAnsiTheme="majorHAnsi"/>
-          <w:b/>
-          <w:bCs/>
-        </w:rPr>
-      </w:pPr>
-      <w:r>
-        <w:rPr>
-          <w:rFonts w:asciiTheme="majorHAnsi" w:hAnsiTheme="majorHAnsi"/>
-          <w:b/>
-          <w:bCs/>
-        </w:rPr>
-        <w:t>6.</w:t>
-      </w:r>
-      <w:r>
-        <w:rPr>
-          <w:rFonts w:asciiTheme="majorHAnsi" w:hAnsiTheme="majorHAnsi"/>
-          <w:b/>
-          <w:bCs/>
-        </w:rPr>
-        <w:t>3</w:t>
-      </w:r>
-      <w:r>
-        <w:rPr>
-          <w:rFonts w:asciiTheme="majorHAnsi" w:hAnsiTheme="majorHAnsi"/>
-          <w:b/>
-          <w:bCs/>
-        </w:rPr>
-        <w:t xml:space="preserve"> </w:t>
-      </w:r>
-      <w:proofErr w:type="spellStart"/>
-      <w:r>
-        <w:rPr>
-          <w:rFonts w:asciiTheme="majorHAnsi" w:hAnsiTheme="majorHAnsi"/>
-          <w:b/>
-          <w:bCs/>
-        </w:rPr>
-        <w:t>Backend</w:t>
-      </w:r>
       <w:proofErr w:type="spellEnd"/>
     </w:p>
     <w:p>
@@ -5125,36 +4421,48 @@
     </w:p>
     <w:p>
       <w:pPr>
-        <w:rPr>
-          <w:rFonts w:asciiTheme="majorHAnsi" w:hAnsiTheme="majorHAnsi"/>
+        <w:pStyle w:val="Ttulo2"/>
+        <w:rPr>
           <w:b/>
           <w:bCs/>
-        </w:rPr>
-      </w:pPr>
-      <w:r>
-        <w:rPr>
-          <w:rFonts w:asciiTheme="majorHAnsi" w:hAnsiTheme="majorHAnsi"/>
+          <w:color w:val="000000" w:themeColor="text1"/>
+          <w:sz w:val="24"/>
+          <w:szCs w:val="24"/>
+        </w:rPr>
+      </w:pPr>
+      <w:bookmarkStart w:id="12" w:name="_Toc240909947"/>
+      <w:r>
+        <w:rPr>
           <w:b/>
           <w:bCs/>
-        </w:rPr>
+          <w:color w:val="000000" w:themeColor="text1"/>
+          <w:sz w:val="24"/>
+          <w:szCs w:val="24"/>
+        </w:rPr>
+        <w:lastRenderedPageBreak/>
         <w:t>6.4 B</w:t>
       </w:r>
       <w:r>
         <w:rPr>
-          <w:rFonts w:asciiTheme="majorHAnsi" w:hAnsiTheme="majorHAnsi"/>
           <w:b/>
           <w:bCs/>
+          <w:color w:val="000000" w:themeColor="text1"/>
+          <w:sz w:val="24"/>
+          <w:szCs w:val="24"/>
         </w:rPr>
         <w:t>anco de Dados (Camada de Persistência</w:t>
       </w:r>
       <w:r>
         <w:rPr>
-          <w:rFonts w:asciiTheme="majorHAnsi" w:hAnsiTheme="majorHAnsi"/>
           <w:b/>
           <w:bCs/>
+          <w:color w:val="000000" w:themeColor="text1"/>
+          <w:sz w:val="24"/>
+          <w:szCs w:val="24"/>
         </w:rPr>
         <w:t>)</w:t>
       </w:r>
+      <w:bookmarkEnd w:id="12"/>
     </w:p>
     <w:p>
       <w:pPr>
@@ -5197,7 +4505,6 @@
         </w:numPr>
       </w:pPr>
       <w:r>
-        <w:lastRenderedPageBreak/>
         <w:t>Permite atualização periódica conforme novas séries temporais do mercado de crédito.</w:t>
       </w:r>
     </w:p>
@@ -5226,20 +4533,47 @@
     <w:p/>
     <w:p>
       <w:pPr>
-        <w:rPr>
-          <w:rFonts w:asciiTheme="majorHAnsi" w:hAnsiTheme="majorHAnsi"/>
+        <w:pStyle w:val="Ttulo2"/>
+        <w:rPr>
           <w:b/>
           <w:bCs/>
-        </w:rPr>
-      </w:pPr>
-      <w:r>
-        <w:rPr>
-          <w:rFonts w:asciiTheme="majorHAnsi" w:hAnsiTheme="majorHAnsi"/>
+          <w:color w:val="000000" w:themeColor="text1"/>
+          <w:sz w:val="24"/>
+          <w:szCs w:val="24"/>
+        </w:rPr>
+      </w:pPr>
+      <w:bookmarkStart w:id="13" w:name="_Toc240909948"/>
+      <w:r>
+        <w:rPr>
           <w:b/>
           <w:bCs/>
-        </w:rPr>
-        <w:t>6.4 Resultados parciais</w:t>
-      </w:r>
+          <w:color w:val="000000" w:themeColor="text1"/>
+          <w:sz w:val="24"/>
+          <w:szCs w:val="24"/>
+        </w:rPr>
+        <w:t>6.</w:t>
+      </w:r>
+      <w:r>
+        <w:rPr>
+          <w:b/>
+          <w:bCs/>
+          <w:color w:val="000000" w:themeColor="text1"/>
+          <w:sz w:val="24"/>
+          <w:szCs w:val="24"/>
+        </w:rPr>
+        <w:t>5</w:t>
+      </w:r>
+      <w:r>
+        <w:rPr>
+          <w:b/>
+          <w:bCs/>
+          <w:color w:val="000000" w:themeColor="text1"/>
+          <w:sz w:val="24"/>
+          <w:szCs w:val="24"/>
+        </w:rPr>
+        <w:t xml:space="preserve"> Resultados parciais</w:t>
+      </w:r>
+      <w:bookmarkEnd w:id="13"/>
     </w:p>
     <w:p>
       <w:r>
@@ -5431,6 +4765,7 @@
         </w:numPr>
       </w:pPr>
       <w:r>
+        <w:lastRenderedPageBreak/>
         <w:t>Estruturação inicial de um painel interativo para apresentação e exploração dos indicadores selecionados.</w:t>
       </w:r>
     </w:p>
@@ -5450,90 +4785,81 @@
           <w:sz w:val="21"/>
           <w:szCs w:val="21"/>
         </w:rPr>
-        <w:t xml:space="preserve">A etapa inicial do projeto concentrou-se na exploração e estruturação da base pública do Banco Central do Brasil, composta por informações de operações de crédito segmentadas </w:t>
-      </w:r>
-      <w:r>
+        <w:t>A etapa inicial do projeto concentrou-se na exploração e estruturação da base pública do Banco Central do Brasil, composta por informações de operações de crédito segmentadas por unidade da federação, perfil do cliente, faixa de renda, setor econômico, modalidade de crédito, indexador e indicadores de inadimplência. Foram identificadas como variáveis mais relevantes para a análise de risco a carteira ativa, a carteira vencida, a inadimplência, o número de operações, o volume de crédito concedido e as características do tomador, tais como porte da empresa, atividade econômica e perfil socioeconômico do cliente</w:t>
+      </w:r>
+    </w:p>
+    <w:p>
+      <w:pPr>
+        <w:pStyle w:val="NormalWeb"/>
+        <w:spacing w:line="300" w:lineRule="atLeast"/>
         <w:rPr>
           <w:rFonts w:ascii="Segoe UI" w:hAnsi="Segoe UI" w:cs="Segoe UI"/>
           <w:sz w:val="21"/>
           <w:szCs w:val="21"/>
         </w:rPr>
-        <w:lastRenderedPageBreak/>
-        <w:t>por unidade da federação, perfil do cliente, faixa de renda, setor econômico, modalidade de crédito, indexador e indicadores de inadimplência. Foram identificadas como variáveis mais relevantes para a análise de risco a carteira ativa, a carteira vencida, a inadimplência, o número de operações, o volume de crédito concedido e as características do tomador, tais como porte da empresa, atividade econômica e perfil socioeconômico do cliente</w:t>
-      </w:r>
-    </w:p>
-    <w:p>
-      <w:pPr>
-        <w:pStyle w:val="NormalWeb"/>
-        <w:spacing w:line="300" w:lineRule="atLeast"/>
+      </w:pPr>
+      <w:r>
         <w:rPr>
           <w:rFonts w:ascii="Segoe UI" w:hAnsi="Segoe UI" w:cs="Segoe UI"/>
           <w:sz w:val="21"/>
           <w:szCs w:val="21"/>
         </w:rPr>
-      </w:pPr>
-      <w:r>
+        <w:t xml:space="preserve">A análise exploratória preliminar possibilitou compreender a distribuição dos dados e identificar relações entre indicadores de crédito e inadimplência. Foram realizadas estatísticas descritivas e visualizações gráficas para avaliar padrões de comportamento entre diferentes modalidades de crédito, segmentos econômicos e perfis de clientes. Os resultados iniciais indicam que a combinação de informações financeiras e características cadastrais pode contribuir para uma avaliação mais consistente do risco de crédito. </w:t>
+      </w:r>
+    </w:p>
+    <w:p>
+      <w:pPr>
+        <w:pStyle w:val="NormalWeb"/>
+        <w:spacing w:line="300" w:lineRule="atLeast"/>
         <w:rPr>
           <w:rFonts w:ascii="Segoe UI" w:hAnsi="Segoe UI" w:cs="Segoe UI"/>
           <w:sz w:val="21"/>
           <w:szCs w:val="21"/>
         </w:rPr>
-        <w:t xml:space="preserve">A análise exploratória preliminar possibilitou compreender a distribuição dos dados e identificar relações entre indicadores de crédito e inadimplência. Foram realizadas estatísticas descritivas e visualizações gráficas para avaliar padrões de comportamento entre diferentes modalidades de crédito, segmentos econômicos e perfis de clientes. Os resultados iniciais indicam que a combinação de informações financeiras e características cadastrais pode contribuir para uma avaliação mais consistente do risco de crédito. </w:t>
-      </w:r>
-    </w:p>
-    <w:p>
-      <w:pPr>
-        <w:pStyle w:val="NormalWeb"/>
-        <w:spacing w:line="300" w:lineRule="atLeast"/>
+      </w:pPr>
+      <w:r>
         <w:rPr>
           <w:rFonts w:ascii="Segoe UI" w:hAnsi="Segoe UI" w:cs="Segoe UI"/>
           <w:sz w:val="21"/>
           <w:szCs w:val="21"/>
         </w:rPr>
-      </w:pPr>
+        <w:t xml:space="preserve">Com base nessa análise, foi definida uma proposta inicial de solução composta por uma base de dados estruturada em PostgreSQL, um </w:t>
+      </w:r>
+      <w:proofErr w:type="spellStart"/>
       <w:r>
         <w:rPr>
           <w:rFonts w:ascii="Segoe UI" w:hAnsi="Segoe UI" w:cs="Segoe UI"/>
           <w:sz w:val="21"/>
           <w:szCs w:val="21"/>
         </w:rPr>
-        <w:t xml:space="preserve">Com base nessa análise, foi definida uma proposta inicial de solução composta por uma base de dados estruturada em PostgreSQL, um </w:t>
-      </w:r>
-      <w:proofErr w:type="spellStart"/>
+        <w:t>backend</w:t>
+      </w:r>
+      <w:proofErr w:type="spellEnd"/>
       <w:r>
         <w:rPr>
           <w:rFonts w:ascii="Segoe UI" w:hAnsi="Segoe UI" w:cs="Segoe UI"/>
           <w:sz w:val="21"/>
           <w:szCs w:val="21"/>
         </w:rPr>
-        <w:t>backend</w:t>
-      </w:r>
-      <w:proofErr w:type="spellEnd"/>
-      <w:r>
+        <w:t xml:space="preserve"> desenvolvido em Python para processamento e consulta das informações e uma interface web simplificada para apresentação dos resultados. O objetivo é permitir que usuários realizem consultas sobre perfis semelhantes aos seus e obtenham indicadores de risco, inadimplência e comportamento do crédito a partir dos dados públicos do Banco Central</w:t>
+      </w:r>
+    </w:p>
+    <w:p>
+      <w:pPr>
+        <w:pStyle w:val="NormalWeb"/>
+        <w:spacing w:line="300" w:lineRule="atLeast"/>
         <w:rPr>
           <w:rFonts w:ascii="Segoe UI" w:hAnsi="Segoe UI" w:cs="Segoe UI"/>
           <w:sz w:val="21"/>
           <w:szCs w:val="21"/>
         </w:rPr>
-        <w:t xml:space="preserve"> desenvolvido em Python para processamento e consulta das informações e uma interface web simplificada para apresentação dos resultados. O objetivo é permitir que usuários realizem consultas sobre perfis semelhantes aos seus e obtenham indicadores de risco, inadimplência e comportamento do crédito a partir dos dados públicos do Banco Central</w:t>
-      </w:r>
-    </w:p>
-    <w:p>
-      <w:pPr>
-        <w:pStyle w:val="NormalWeb"/>
-        <w:spacing w:line="300" w:lineRule="atLeast"/>
+      </w:pPr>
+      <w:r>
         <w:rPr>
           <w:rFonts w:ascii="Segoe UI" w:hAnsi="Segoe UI" w:cs="Segoe UI"/>
           <w:sz w:val="21"/>
           <w:szCs w:val="21"/>
         </w:rPr>
-      </w:pPr>
-      <w:r>
-        <w:rPr>
-          <w:rFonts w:ascii="Segoe UI" w:hAnsi="Segoe UI" w:cs="Segoe UI"/>
-          <w:sz w:val="21"/>
-          <w:szCs w:val="21"/>
-        </w:rPr>
         <w:t>Também foi elaborado um protótipo conceitual do sistema contendo mecanismos de filtragem por perfil de cliente, faixa de renda, setor econômico, tipo de operação e modalidade de crédito. Os resultados serão apresentados em painéis com gráficos e indicadores consolidados, permitindo uma interpretação mais intuitiva dos dados e apoiando a tomada de decisão por parte dos usuários. A solução encontra-se em fase inicial de desenvolvimento e será refinada nas próximas etapas do projeto.</w:t>
       </w:r>
     </w:p>
@@ -5570,7 +4896,23 @@
           <w:bCs/>
         </w:rPr>
         <w:lastRenderedPageBreak/>
-        <w:t>6.4.1 Protótipo Funcional</w:t>
+        <w:t>6.</w:t>
+      </w:r>
+      <w:r>
+        <w:rPr>
+          <w:rFonts w:asciiTheme="majorHAnsi" w:hAnsiTheme="majorHAnsi"/>
+          <w:b/>
+          <w:bCs/>
+        </w:rPr>
+        <w:t>5</w:t>
+      </w:r>
+      <w:r>
+        <w:rPr>
+          <w:rFonts w:asciiTheme="majorHAnsi" w:hAnsiTheme="majorHAnsi"/>
+          <w:b/>
+          <w:bCs/>
+        </w:rPr>
+        <w:t>.1 Protótipo Funcional</w:t>
       </w:r>
     </w:p>
     <w:p>
@@ -5585,8 +4927,8 @@
           <w:color w:val="000000" w:themeColor="text1"/>
         </w:rPr>
       </w:pPr>
-      <w:bookmarkStart w:id="25" w:name="_Toc240899128"/>
-      <w:bookmarkStart w:id="26" w:name="_Toc240899695"/>
+      <w:bookmarkStart w:id="14" w:name="_Toc240899128"/>
+      <w:bookmarkStart w:id="15" w:name="_Toc240899695"/>
       <w:r>
         <w:rPr>
           <w:color w:val="000000" w:themeColor="text1"/>
@@ -5630,8 +4972,8 @@
         </w:rPr>
         <w:t xml:space="preserve"> - Tela de início:</w:t>
       </w:r>
-      <w:bookmarkEnd w:id="25"/>
-      <w:bookmarkEnd w:id="26"/>
+      <w:bookmarkEnd w:id="14"/>
+      <w:bookmarkEnd w:id="15"/>
     </w:p>
     <w:p>
       <w:r>
@@ -5654,7 +4996,7 @@
                     <pic:cNvPicPr/>
                   </pic:nvPicPr>
                   <pic:blipFill>
-                    <a:blip r:embed="rId19"/>
+                    <a:blip r:embed="rId10"/>
                     <a:stretch>
                       <a:fillRect/>
                     </a:stretch>
@@ -5691,8 +5033,8 @@
           <w:color w:val="000000" w:themeColor="text1"/>
         </w:rPr>
       </w:pPr>
-      <w:bookmarkStart w:id="27" w:name="_Toc240899129"/>
-      <w:bookmarkStart w:id="28" w:name="_Toc240899696"/>
+      <w:bookmarkStart w:id="16" w:name="_Toc240899129"/>
+      <w:bookmarkStart w:id="17" w:name="_Toc240899696"/>
       <w:r>
         <w:rPr>
           <w:color w:val="000000" w:themeColor="text1"/>
@@ -5748,8 +5090,8 @@
         </w:rPr>
         <w:t xml:space="preserve"> Simulação de Crédito</w:t>
       </w:r>
-      <w:bookmarkEnd w:id="27"/>
-      <w:bookmarkEnd w:id="28"/>
+      <w:bookmarkEnd w:id="16"/>
+      <w:bookmarkEnd w:id="17"/>
     </w:p>
     <w:p>
       <w:r>
@@ -5772,7 +5114,7 @@
                     <pic:cNvPicPr/>
                   </pic:nvPicPr>
                   <pic:blipFill>
-                    <a:blip r:embed="rId20"/>
+                    <a:blip r:embed="rId11"/>
                     <a:stretch>
                       <a:fillRect/>
                     </a:stretch>
@@ -5850,13 +5192,6 @@
       </w:pPr>
     </w:p>
     <w:p>
-      <w:pPr>
-        <w:pStyle w:val="PargrafodaLista"/>
-        <w:numPr>
-          <w:ilvl w:val="0"/>
-          <w:numId w:val="13"/>
-        </w:numPr>
-      </w:pPr>
       <w:r>
         <w:t>BANCO CENTRAL DO BRASIL. Relatório de Economia Bancária. Brasília, DF:</w:t>
       </w:r>
@@ -5868,15 +5203,8 @@
       </w:r>
     </w:p>
     <w:p>
-      <w:pPr>
-        <w:pStyle w:val="PargrafodaLista"/>
-        <w:numPr>
-          <w:ilvl w:val="0"/>
-          <w:numId w:val="13"/>
-        </w:numPr>
-      </w:pPr>
-      <w:r>
-        <w:t> BANCO CENTRAL DO BRASIL. Séries temporais do mercado de crédito.</w:t>
+      <w:r>
+        <w:t>BANCO CENTRAL DO BRASIL. Séries temporais do mercado de crédito.</w:t>
       </w:r>
       <w:r>
         <w:t xml:space="preserve"> </w:t>
@@ -5892,13 +5220,6 @@
       </w:r>
     </w:p>
     <w:p>
-      <w:pPr>
-        <w:pStyle w:val="PargrafodaLista"/>
-        <w:numPr>
-          <w:ilvl w:val="0"/>
-          <w:numId w:val="13"/>
-        </w:numPr>
-      </w:pPr>
       <w:r>
         <w:t>BIGONHA, R. S. Regulamentação da profissão.</w:t>
       </w:r>
@@ -5918,13 +5239,6 @@
       </w:r>
     </w:p>
     <w:p>
-      <w:pPr>
-        <w:pStyle w:val="PargrafodaLista"/>
-        <w:numPr>
-          <w:ilvl w:val="0"/>
-          <w:numId w:val="13"/>
-        </w:numPr>
-      </w:pPr>
       <w:r>
         <w:t>FACELI, K.; LORENA, A. C.; GAMA, J.;</w:t>
       </w:r>
@@ -5948,13 +5262,6 @@
       </w:r>
     </w:p>
     <w:p>
-      <w:pPr>
-        <w:pStyle w:val="PargrafodaLista"/>
-        <w:numPr>
-          <w:ilvl w:val="0"/>
-          <w:numId w:val="13"/>
-        </w:numPr>
-      </w:pPr>
       <w:r>
         <w:t>FERREIRA, R. G. C. et al.</w:t>
       </w:r>
@@ -5980,13 +5287,6 @@
       </w:r>
     </w:p>
     <w:p>
-      <w:pPr>
-        <w:pStyle w:val="PargrafodaLista"/>
-        <w:numPr>
-          <w:ilvl w:val="0"/>
-          <w:numId w:val="13"/>
-        </w:numPr>
-      </w:pPr>
       <w:r>
         <w:t>FILGUEIRAS, L. V. L.; PRIETCH, S. S.;</w:t>
       </w:r>
@@ -6018,13 +5318,6 @@
       </w:r>
     </w:p>
     <w:p>
-      <w:pPr>
-        <w:pStyle w:val="PargrafodaLista"/>
-        <w:numPr>
-          <w:ilvl w:val="0"/>
-          <w:numId w:val="13"/>
-        </w:numPr>
-      </w:pPr>
       <w:r>
         <w:t>FREITAS, M. C. P. de;</w:t>
       </w:r>
@@ -6060,13 +5353,6 @@
       </w:r>
     </w:p>
     <w:p>
-      <w:pPr>
-        <w:pStyle w:val="PargrafodaLista"/>
-        <w:numPr>
-          <w:ilvl w:val="0"/>
-          <w:numId w:val="13"/>
-        </w:numPr>
-      </w:pPr>
       <w:r>
         <w:t>GARCIA, A. C. B</w:t>
       </w:r>
@@ -6093,15 +5379,8 @@
       </w:r>
     </w:p>
     <w:p>
-      <w:pPr>
-        <w:pStyle w:val="PargrafodaLista"/>
-        <w:numPr>
-          <w:ilvl w:val="0"/>
-          <w:numId w:val="13"/>
-        </w:numPr>
-      </w:pPr>
-      <w:r>
-        <w:t> KUBO, O.; BOTOMÉ, S. P.</w:t>
+      <w:r>
+        <w:t>KUBO, O.; BOTOMÉ, S. P.</w:t>
       </w:r>
       <w:r>
         <w:t xml:space="preserve"> </w:t>
@@ -6123,15 +5402,8 @@
       </w:r>
     </w:p>
     <w:p>
-      <w:pPr>
-        <w:pStyle w:val="PargrafodaLista"/>
-        <w:numPr>
-          <w:ilvl w:val="0"/>
-          <w:numId w:val="13"/>
-        </w:numPr>
-      </w:pPr>
-      <w:r>
-        <w:t> NERIS, V.; RODRIGUES, K.;</w:t>
+      <w:r>
+        <w:t>NERIS, V.; RODRIGUES, K.;</w:t>
       </w:r>
       <w:r>
         <w:t xml:space="preserve"> </w:t>
@@ -6161,13 +5433,6 @@
       </w:r>
     </w:p>
     <w:p>
-      <w:pPr>
-        <w:pStyle w:val="PargrafodaLista"/>
-        <w:numPr>
-          <w:ilvl w:val="0"/>
-          <w:numId w:val="13"/>
-        </w:numPr>
-      </w:pPr>
       <w:r>
         <w:t>RIBEIRO, K. S. F. M.; MACIEL, C.;</w:t>
       </w:r>
@@ -6199,13 +5464,6 @@
       </w:r>
     </w:p>
     <w:p>
-      <w:pPr>
-        <w:pStyle w:val="PargrafodaLista"/>
-        <w:numPr>
-          <w:ilvl w:val="0"/>
-          <w:numId w:val="13"/>
-        </w:numPr>
-      </w:pPr>
       <w:r>
         <w:t>SEBRAE.</w:t>
       </w:r>
@@ -6223,15 +5481,8 @@
       </w:r>
     </w:p>
     <w:p>
-      <w:pPr>
-        <w:pStyle w:val="PargrafodaLista"/>
-        <w:numPr>
-          <w:ilvl w:val="0"/>
-          <w:numId w:val="13"/>
-        </w:numPr>
-      </w:pPr>
-      <w:r>
-        <w:t> SEVERINO, A. J.</w:t>
+      <w:r>
+        <w:t>SEVERINO, A. J.</w:t>
       </w:r>
       <w:r>
         <w:t xml:space="preserve"> </w:t>
@@ -6253,15 +5504,8 @@
       </w:r>
     </w:p>
     <w:p>
-      <w:pPr>
-        <w:pStyle w:val="PargrafodaLista"/>
-        <w:numPr>
-          <w:ilvl w:val="0"/>
-          <w:numId w:val="13"/>
-        </w:numPr>
-      </w:pPr>
-      <w:r>
-        <w:t> UNIVERSIDADE VIRTUAL DO ESTADO DE SÃO PAULO (UNIVESP).</w:t>
+      <w:r>
+        <w:t>UNIVERSIDADE VIRTUAL DO ESTADO DE SÃO PAULO (UNIVESP).</w:t>
       </w:r>
       <w:r>
         <w:t xml:space="preserve"> </w:t>
@@ -6591,7 +5835,7 @@
     </w:p>
     <w:p/>
     <w:sectPr>
-      <w:headerReference w:type="default" r:id="rId21"/>
+      <w:headerReference w:type="default" r:id="rId12"/>
       <w:pgSz w:w="11906" w:h="16838"/>
       <w:pgMar w:top="1417" w:right="1701" w:bottom="1417" w:left="1701" w:header="708" w:footer="708" w:gutter="0"/>
       <w:cols w:space="708"/>

--- a/RELATORIO_PARCIAL_PI4_V7.docx
+++ b/RELATORIO_PARCIAL_PI4_V7.docx
@@ -2679,6 +2679,7 @@
     <w:p>
       <w:pPr>
         <w:pStyle w:val="Ttulo1"/>
+        <w:ind w:left="284" w:hanging="284"/>
         <w:rPr>
           <w:b/>
           <w:bCs/>
@@ -2818,6 +2819,7 @@
     <w:p>
       <w:pPr>
         <w:pStyle w:val="Ttulo1"/>
+        <w:ind w:left="284" w:hanging="284"/>
         <w:rPr>
           <w:b/>
           <w:bCs/>
@@ -2901,6 +2903,7 @@
     <w:p>
       <w:pPr>
         <w:pStyle w:val="Ttulo1"/>
+        <w:ind w:left="284" w:hanging="284"/>
         <w:rPr>
           <w:b/>
           <w:bCs/>
@@ -3102,6 +3105,7 @@
     <w:p>
       <w:pPr>
         <w:pStyle w:val="Ttulo1"/>
+        <w:ind w:left="284" w:hanging="284"/>
         <w:rPr>
           <w:b/>
           <w:bCs/>
@@ -3273,6 +3277,7 @@
     <w:p>
       <w:pPr>
         <w:pStyle w:val="Ttulo1"/>
+        <w:ind w:left="284" w:hanging="284"/>
         <w:rPr>
           <w:b/>
           <w:bCs/>
@@ -3491,6 +3496,7 @@
     <w:p>
       <w:pPr>
         <w:pStyle w:val="Ttulo1"/>
+        <w:ind w:left="284" w:hanging="284"/>
         <w:rPr>
           <w:b/>
           <w:bCs/>
@@ -4397,15 +4403,7 @@
       </w:r>
       <w:proofErr w:type="spellEnd"/>
       <w:r>
-        <w:t xml:space="preserve"> permite futura integração com PostgreSQL via pgAdmin4, possibilitando </w:t>
-      </w:r>
-      <w:proofErr w:type="spellStart"/>
-      <w:r>
-        <w:t>armaczenar</w:t>
-      </w:r>
-      <w:proofErr w:type="spellEnd"/>
-      <w:r>
-        <w:t xml:space="preserve"> e atualizar os índices de inadimplência conforme novas publicações do Banco Central</w:t>
+        <w:t xml:space="preserve"> permite futura integração com PostgreSQL via pgAdmin4, possibilitando armazenar e atualizar os índices de inadimplência conforme novas publicações do Banco Central</w:t>
       </w:r>
     </w:p>
     <w:p>
